--- a/451_実装データモデル_行政/docx/451-3_実装データモデル_事例.docx
+++ b/451_実装データモデル_行政/docx/451-3_実装データモデル_事例.docx
@@ -1,6 +1,6 @@
 
 <file path=word/document.xml><?xml version="1.0" encoding="utf-8"?>
-<w:document xmlns:wpc="http://schemas.microsoft.com/office/word/2010/wordprocessingCanvas" xmlns:cx="http://schemas.microsoft.com/office/drawing/2014/chartex" xmlns:cx1="http://schemas.microsoft.com/office/drawing/2015/9/8/chartex" xmlns:cx2="http://schemas.microsoft.com/office/drawing/2015/10/21/chartex" xmlns:cx3="http://schemas.microsoft.com/office/drawing/2016/5/9/chartex" xmlns:cx4="http://schemas.microsoft.com/office/drawing/2016/5/10/chartex" xmlns:cx5="http://schemas.microsoft.com/office/drawing/2016/5/11/chartex" xmlns:cx6="http://schemas.microsoft.com/office/drawing/2016/5/12/chartex" xmlns:cx7="http://schemas.microsoft.com/office/drawing/2016/5/13/chartex" xmlns:cx8="http://schemas.microsoft.com/office/drawing/2016/5/14/chartex" xmlns:mc="http://schemas.openxmlformats.org/markup-compatibility/2006" xmlns:aink="http://schemas.microsoft.com/office/drawing/2016/ink" xmlns:am3d="http://schemas.microsoft.com/office/drawing/2017/model3d" xmlns:o="urn:schemas-microsoft-com:office:office" xmlns:oel="http://schemas.microsoft.com/office/2019/extlst" xmlns:r="http://schemas.openxmlformats.org/officeDocument/2006/relationships" xmlns:m="http://schemas.openxmlformats.org/officeDocument/2006/math" xmlns:v="urn:schemas-microsoft-com:vml" xmlns:wp14="http://schemas.microsoft.com/office/word/2010/wordprocessingDrawing" xmlns:wp="http://schemas.openxmlformats.org/drawingml/2006/wordprocessingDrawing" xmlns:w10="urn:schemas-microsoft-com:office:word" xmlns:w="http://schemas.openxmlformats.org/wordprocessingml/2006/main" xmlns:w14="http://schemas.microsoft.com/office/word/2010/wordml" xmlns:w15="http://schemas.microsoft.com/office/word/2012/wordml" xmlns:w16cex="http://schemas.microsoft.com/office/word/2018/wordml/cex" xmlns:w16cid="http://schemas.microsoft.com/office/word/2016/wordml/cid" xmlns:w16="http://schemas.microsoft.com/office/word/2018/wordml" xmlns:w16sdtdh="http://schemas.microsoft.com/office/word/2020/wordml/sdtdatahash" xmlns:w16se="http://schemas.microsoft.com/office/word/2015/wordml/symex" xmlns:wpg="http://schemas.microsoft.com/office/word/2010/wordprocessingGroup" xmlns:wpi="http://schemas.microsoft.com/office/word/2010/wordprocessingInk" xmlns:wne="http://schemas.microsoft.com/office/word/2006/wordml" xmlns:wps="http://schemas.microsoft.com/office/word/2010/wordprocessingShape" mc:Ignorable="w14 w15 w16se w16cid w16 w16cex w16sdtdh wp14">
+<w:document xmlns:wpc="http://schemas.microsoft.com/office/word/2010/wordprocessingCanvas" xmlns:cx="http://schemas.microsoft.com/office/drawing/2014/chartex" xmlns:cx1="http://schemas.microsoft.com/office/drawing/2015/9/8/chartex" xmlns:cx2="http://schemas.microsoft.com/office/drawing/2015/10/21/chartex" xmlns:cx3="http://schemas.microsoft.com/office/drawing/2016/5/9/chartex" xmlns:cx4="http://schemas.microsoft.com/office/drawing/2016/5/10/chartex" xmlns:cx5="http://schemas.microsoft.com/office/drawing/2016/5/11/chartex" xmlns:cx6="http://schemas.microsoft.com/office/drawing/2016/5/12/chartex" xmlns:cx7="http://schemas.microsoft.com/office/drawing/2016/5/13/chartex" xmlns:cx8="http://schemas.microsoft.com/office/drawing/2016/5/14/chartex" xmlns:mc="http://schemas.openxmlformats.org/markup-compatibility/2006" xmlns:aink="http://schemas.microsoft.com/office/drawing/2016/ink" xmlns:am3d="http://schemas.microsoft.com/office/drawing/2017/model3d" xmlns:o="urn:schemas-microsoft-com:office:office" xmlns:oel="http://schemas.microsoft.com/office/2019/extlst" xmlns:r="http://schemas.openxmlformats.org/officeDocument/2006/relationships" xmlns:m="http://schemas.openxmlformats.org/officeDocument/2006/math" xmlns:v="urn:schemas-microsoft-com:vml" xmlns:wp14="http://schemas.microsoft.com/office/word/2010/wordprocessingDrawing" xmlns:wp="http://schemas.openxmlformats.org/drawingml/2006/wordprocessingDrawing" xmlns:w10="urn:schemas-microsoft-com:office:word" xmlns:w="http://schemas.openxmlformats.org/wordprocessingml/2006/main" xmlns:w14="http://schemas.microsoft.com/office/word/2010/wordml" xmlns:w15="http://schemas.microsoft.com/office/word/2012/wordml" xmlns:w16cex="http://schemas.microsoft.com/office/word/2018/wordml/cex" xmlns:w16cid="http://schemas.microsoft.com/office/word/2016/wordml/cid" xmlns:w16="http://schemas.microsoft.com/office/word/2018/wordml" xmlns:w16du="http://schemas.microsoft.com/office/word/2023/wordml/word16du" xmlns:w16sdtdh="http://schemas.microsoft.com/office/word/2020/wordml/sdtdatahash" xmlns:w16sdtfl="http://schemas.microsoft.com/office/word/2024/wordml/sdtformatlock" xmlns:w16se="http://schemas.microsoft.com/office/word/2015/wordml/symex" xmlns:wpg="http://schemas.microsoft.com/office/word/2010/wordprocessingGroup" xmlns:wpi="http://schemas.microsoft.com/office/word/2010/wordprocessingInk" xmlns:wne="http://schemas.microsoft.com/office/word/2006/wordml" xmlns:wps="http://schemas.microsoft.com/office/word/2010/wordprocessingShape" mc:Ignorable="w14 w15 w16se w16cid w16 w16cex w16sdtdh w16sdtfl w16du wp14">
   <w:body>
     <w:p>
       <w:pPr>
@@ -90,7 +90,7 @@
         <w:rPr>
           <w:rFonts w:hint="eastAsia"/>
         </w:rPr>
-        <w:t>5</w:t>
+        <w:t>6</w:t>
       </w:r>
       <w:r>
         <w:rPr>
@@ -102,7 +102,7 @@
         <w:rPr>
           <w:rFonts w:hint="eastAsia"/>
         </w:rPr>
-        <w:t>7</w:t>
+        <w:t>8</w:t>
       </w:r>
       <w:r>
         <w:rPr>
@@ -114,7 +114,7 @@
         <w:rPr>
           <w:rFonts w:hint="eastAsia"/>
         </w:rPr>
-        <w:t>3</w:t>
+        <w:t>10</w:t>
       </w:r>
       <w:r>
         <w:rPr>
@@ -126,7 +126,7 @@
         <w:rPr>
           <w:rFonts w:hint="eastAsia"/>
         </w:rPr>
-        <w:t>25</w:t>
+        <w:t>06</w:t>
       </w:r>
       <w:r>
         <w:rPr>
@@ -294,6 +294,10 @@
     <w:p>
       <w:pPr>
         <w:sectPr>
+          <w:footnotePr>
+            <w:pos w:val="beneathText"/>
+            <w:numRestart w:val="eachSect"/>
+          </w:footnotePr>
           <w:pgSz w:w="11906" w:h="16838"/>
           <w:pgMar w:top="1985" w:right="1701" w:bottom="1701" w:left="1701" w:header="851" w:footer="992" w:gutter="0"/>
           <w:cols w:space="425"/>
@@ -342,12 +346,12 @@
           <w:pPr>
             <w:pStyle w:val="11"/>
             <w:tabs>
-              <w:tab w:val="left" w:pos="1100"/>
+              <w:tab w:val="left" w:pos="1050"/>
             </w:tabs>
             <w:rPr>
               <w:rFonts w:asciiTheme="minorHAnsi" w:eastAsiaTheme="minorEastAsia" w:hAnsiTheme="minorHAnsi" w:cstheme="minorBidi"/>
               <w:noProof/>
-              <w:sz w:val="22"/>
+              <w:sz w:val="21"/>
               <w:szCs w:val="24"/>
               <w14:ligatures w14:val="standardContextual"/>
             </w:rPr>
@@ -361,7 +365,7 @@
           <w:r>
             <w:fldChar w:fldCharType="separate"/>
           </w:r>
-          <w:hyperlink w:anchor="_Toc189557696" w:history="1">
+          <w:hyperlink w:anchor="_Toc231572826" w:history="1">
             <w:r>
               <w:rPr>
                 <w:rStyle w:val="aff0"/>
@@ -373,7 +377,7 @@
               <w:rPr>
                 <w:rFonts w:asciiTheme="minorHAnsi" w:eastAsiaTheme="minorEastAsia" w:hAnsiTheme="minorHAnsi" w:cstheme="minorBidi"/>
                 <w:noProof/>
-                <w:sz w:val="22"/>
+                <w:sz w:val="21"/>
                 <w:szCs w:val="24"/>
                 <w14:ligatures w14:val="standardContextual"/>
               </w:rPr>
@@ -405,7 +409,7 @@
                 <w:noProof/>
                 <w:webHidden/>
               </w:rPr>
-              <w:instrText xml:space="preserve"> PAGEREF _Toc189557696 \h </w:instrText>
+              <w:instrText xml:space="preserve"> PAGEREF _Toc231572826 \h </w:instrText>
             </w:r>
             <w:r>
               <w:rPr>
@@ -440,18 +444,18 @@
           <w:pPr>
             <w:pStyle w:val="21"/>
             <w:tabs>
-              <w:tab w:val="left" w:pos="1320"/>
+              <w:tab w:val="left" w:pos="1260"/>
               <w:tab w:val="right" w:leader="dot" w:pos="8494"/>
             </w:tabs>
             <w:rPr>
               <w:rFonts w:asciiTheme="minorHAnsi" w:eastAsiaTheme="minorEastAsia" w:hAnsiTheme="minorHAnsi" w:cstheme="minorBidi"/>
               <w:noProof/>
-              <w:sz w:val="22"/>
+              <w:sz w:val="21"/>
               <w:szCs w:val="24"/>
               <w14:ligatures w14:val="standardContextual"/>
             </w:rPr>
           </w:pPr>
-          <w:hyperlink w:anchor="_Toc189557697" w:history="1">
+          <w:hyperlink w:anchor="_Toc231572827" w:history="1">
             <w:r>
               <w:rPr>
                 <w:rStyle w:val="aff0"/>
@@ -463,7 +467,7 @@
               <w:rPr>
                 <w:rFonts w:asciiTheme="minorHAnsi" w:eastAsiaTheme="minorEastAsia" w:hAnsiTheme="minorHAnsi" w:cstheme="minorBidi"/>
                 <w:noProof/>
-                <w:sz w:val="22"/>
+                <w:sz w:val="21"/>
                 <w:szCs w:val="24"/>
                 <w14:ligatures w14:val="standardContextual"/>
               </w:rPr>
@@ -495,7 +499,7 @@
                 <w:noProof/>
                 <w:webHidden/>
               </w:rPr>
-              <w:instrText xml:space="preserve"> PAGEREF _Toc189557697 \h </w:instrText>
+              <w:instrText xml:space="preserve"> PAGEREF _Toc231572827 \h </w:instrText>
             </w:r>
             <w:r>
               <w:rPr>
@@ -530,18 +534,18 @@
           <w:pPr>
             <w:pStyle w:val="21"/>
             <w:tabs>
-              <w:tab w:val="left" w:pos="1320"/>
+              <w:tab w:val="left" w:pos="1260"/>
               <w:tab w:val="right" w:leader="dot" w:pos="8494"/>
             </w:tabs>
             <w:rPr>
               <w:rFonts w:asciiTheme="minorHAnsi" w:eastAsiaTheme="minorEastAsia" w:hAnsiTheme="minorHAnsi" w:cstheme="minorBidi"/>
               <w:noProof/>
-              <w:sz w:val="22"/>
+              <w:sz w:val="21"/>
               <w:szCs w:val="24"/>
               <w14:ligatures w14:val="standardContextual"/>
             </w:rPr>
           </w:pPr>
-          <w:hyperlink w:anchor="_Toc189557698" w:history="1">
+          <w:hyperlink w:anchor="_Toc231572828" w:history="1">
             <w:r>
               <w:rPr>
                 <w:rStyle w:val="aff0"/>
@@ -553,7 +557,7 @@
               <w:rPr>
                 <w:rFonts w:asciiTheme="minorHAnsi" w:eastAsiaTheme="minorEastAsia" w:hAnsiTheme="minorHAnsi" w:cstheme="minorBidi"/>
                 <w:noProof/>
-                <w:sz w:val="22"/>
+                <w:sz w:val="21"/>
                 <w:szCs w:val="24"/>
                 <w14:ligatures w14:val="standardContextual"/>
               </w:rPr>
@@ -585,7 +589,7 @@
                 <w:noProof/>
                 <w:webHidden/>
               </w:rPr>
-              <w:instrText xml:space="preserve"> PAGEREF _Toc189557698 \h </w:instrText>
+              <w:instrText xml:space="preserve"> PAGEREF _Toc231572828 \h </w:instrText>
             </w:r>
             <w:r>
               <w:rPr>
@@ -620,18 +624,18 @@
           <w:pPr>
             <w:pStyle w:val="21"/>
             <w:tabs>
-              <w:tab w:val="left" w:pos="1320"/>
+              <w:tab w:val="left" w:pos="1260"/>
               <w:tab w:val="right" w:leader="dot" w:pos="8494"/>
             </w:tabs>
             <w:rPr>
               <w:rFonts w:asciiTheme="minorHAnsi" w:eastAsiaTheme="minorEastAsia" w:hAnsiTheme="minorHAnsi" w:cstheme="minorBidi"/>
               <w:noProof/>
-              <w:sz w:val="22"/>
+              <w:sz w:val="21"/>
               <w:szCs w:val="24"/>
               <w14:ligatures w14:val="standardContextual"/>
             </w:rPr>
           </w:pPr>
-          <w:hyperlink w:anchor="_Toc189557699" w:history="1">
+          <w:hyperlink w:anchor="_Toc231572829" w:history="1">
             <w:r>
               <w:rPr>
                 <w:rStyle w:val="aff0"/>
@@ -643,7 +647,7 @@
               <w:rPr>
                 <w:rFonts w:asciiTheme="minorHAnsi" w:eastAsiaTheme="minorEastAsia" w:hAnsiTheme="minorHAnsi" w:cstheme="minorBidi"/>
                 <w:noProof/>
-                <w:sz w:val="22"/>
+                <w:sz w:val="21"/>
                 <w:szCs w:val="24"/>
                 <w14:ligatures w14:val="standardContextual"/>
               </w:rPr>
@@ -675,7 +679,7 @@
                 <w:noProof/>
                 <w:webHidden/>
               </w:rPr>
-              <w:instrText xml:space="preserve"> PAGEREF _Toc189557699 \h </w:instrText>
+              <w:instrText xml:space="preserve"> PAGEREF _Toc231572829 \h </w:instrText>
             </w:r>
             <w:r>
               <w:rPr>
@@ -710,17 +714,17 @@
           <w:pPr>
             <w:pStyle w:val="11"/>
             <w:tabs>
-              <w:tab w:val="left" w:pos="1100"/>
+              <w:tab w:val="left" w:pos="1050"/>
             </w:tabs>
             <w:rPr>
               <w:rFonts w:asciiTheme="minorHAnsi" w:eastAsiaTheme="minorEastAsia" w:hAnsiTheme="minorHAnsi" w:cstheme="minorBidi"/>
               <w:noProof/>
-              <w:sz w:val="22"/>
+              <w:sz w:val="21"/>
               <w:szCs w:val="24"/>
               <w14:ligatures w14:val="standardContextual"/>
             </w:rPr>
           </w:pPr>
-          <w:hyperlink w:anchor="_Toc189557700" w:history="1">
+          <w:hyperlink w:anchor="_Toc231572830" w:history="1">
             <w:r>
               <w:rPr>
                 <w:rStyle w:val="aff0"/>
@@ -732,7 +736,7 @@
               <w:rPr>
                 <w:rFonts w:asciiTheme="minorHAnsi" w:eastAsiaTheme="minorEastAsia" w:hAnsiTheme="minorHAnsi" w:cstheme="minorBidi"/>
                 <w:noProof/>
-                <w:sz w:val="22"/>
+                <w:sz w:val="21"/>
                 <w:szCs w:val="24"/>
                 <w14:ligatures w14:val="standardContextual"/>
               </w:rPr>
@@ -764,7 +768,7 @@
                 <w:noProof/>
                 <w:webHidden/>
               </w:rPr>
-              <w:instrText xml:space="preserve"> PAGEREF _Toc189557700 \h </w:instrText>
+              <w:instrText xml:space="preserve"> PAGEREF _Toc231572830 \h </w:instrText>
             </w:r>
             <w:r>
               <w:rPr>
@@ -799,18 +803,18 @@
           <w:pPr>
             <w:pStyle w:val="21"/>
             <w:tabs>
-              <w:tab w:val="left" w:pos="1320"/>
+              <w:tab w:val="left" w:pos="1260"/>
               <w:tab w:val="right" w:leader="dot" w:pos="8494"/>
             </w:tabs>
             <w:rPr>
               <w:rFonts w:asciiTheme="minorHAnsi" w:eastAsiaTheme="minorEastAsia" w:hAnsiTheme="minorHAnsi" w:cstheme="minorBidi"/>
               <w:noProof/>
-              <w:sz w:val="22"/>
+              <w:sz w:val="21"/>
               <w:szCs w:val="24"/>
               <w14:ligatures w14:val="standardContextual"/>
             </w:rPr>
           </w:pPr>
-          <w:hyperlink w:anchor="_Toc189557701" w:history="1">
+          <w:hyperlink w:anchor="_Toc231572831" w:history="1">
             <w:r>
               <w:rPr>
                 <w:rStyle w:val="aff0"/>
@@ -822,7 +826,7 @@
               <w:rPr>
                 <w:rFonts w:asciiTheme="minorHAnsi" w:eastAsiaTheme="minorEastAsia" w:hAnsiTheme="minorHAnsi" w:cstheme="minorBidi"/>
                 <w:noProof/>
-                <w:sz w:val="22"/>
+                <w:sz w:val="21"/>
                 <w:szCs w:val="24"/>
                 <w14:ligatures w14:val="standardContextual"/>
               </w:rPr>
@@ -854,7 +858,7 @@
                 <w:noProof/>
                 <w:webHidden/>
               </w:rPr>
-              <w:instrText xml:space="preserve"> PAGEREF _Toc189557701 \h </w:instrText>
+              <w:instrText xml:space="preserve"> PAGEREF _Toc231572831 \h </w:instrText>
             </w:r>
             <w:r>
               <w:rPr>
@@ -889,18 +893,18 @@
           <w:pPr>
             <w:pStyle w:val="21"/>
             <w:tabs>
-              <w:tab w:val="left" w:pos="1320"/>
+              <w:tab w:val="left" w:pos="1260"/>
               <w:tab w:val="right" w:leader="dot" w:pos="8494"/>
             </w:tabs>
             <w:rPr>
               <w:rFonts w:asciiTheme="minorHAnsi" w:eastAsiaTheme="minorEastAsia" w:hAnsiTheme="minorHAnsi" w:cstheme="minorBidi"/>
               <w:noProof/>
-              <w:sz w:val="22"/>
+              <w:sz w:val="21"/>
               <w:szCs w:val="24"/>
               <w14:ligatures w14:val="standardContextual"/>
             </w:rPr>
           </w:pPr>
-          <w:hyperlink w:anchor="_Toc189557702" w:history="1">
+          <w:hyperlink w:anchor="_Toc231572832" w:history="1">
             <w:r>
               <w:rPr>
                 <w:rStyle w:val="aff0"/>
@@ -912,7 +916,7 @@
               <w:rPr>
                 <w:rFonts w:asciiTheme="minorHAnsi" w:eastAsiaTheme="minorEastAsia" w:hAnsiTheme="minorHAnsi" w:cstheme="minorBidi"/>
                 <w:noProof/>
-                <w:sz w:val="22"/>
+                <w:sz w:val="21"/>
                 <w:szCs w:val="24"/>
                 <w14:ligatures w14:val="standardContextual"/>
               </w:rPr>
@@ -944,7 +948,7 @@
                 <w:noProof/>
                 <w:webHidden/>
               </w:rPr>
-              <w:instrText xml:space="preserve"> PAGEREF _Toc189557702 \h </w:instrText>
+              <w:instrText xml:space="preserve"> PAGEREF _Toc231572832 \h </w:instrText>
             </w:r>
             <w:r>
               <w:rPr>
@@ -979,17 +983,17 @@
           <w:pPr>
             <w:pStyle w:val="11"/>
             <w:tabs>
-              <w:tab w:val="left" w:pos="1100"/>
+              <w:tab w:val="left" w:pos="1050"/>
             </w:tabs>
             <w:rPr>
               <w:rFonts w:asciiTheme="minorHAnsi" w:eastAsiaTheme="minorEastAsia" w:hAnsiTheme="minorHAnsi" w:cstheme="minorBidi"/>
               <w:noProof/>
-              <w:sz w:val="22"/>
+              <w:sz w:val="21"/>
               <w:szCs w:val="24"/>
               <w14:ligatures w14:val="standardContextual"/>
             </w:rPr>
           </w:pPr>
-          <w:hyperlink w:anchor="_Toc189557703" w:history="1">
+          <w:hyperlink w:anchor="_Toc231572833" w:history="1">
             <w:r>
               <w:rPr>
                 <w:rStyle w:val="aff0"/>
@@ -1001,7 +1005,7 @@
               <w:rPr>
                 <w:rFonts w:asciiTheme="minorHAnsi" w:eastAsiaTheme="minorEastAsia" w:hAnsiTheme="minorHAnsi" w:cstheme="minorBidi"/>
                 <w:noProof/>
-                <w:sz w:val="22"/>
+                <w:sz w:val="21"/>
                 <w:szCs w:val="24"/>
                 <w14:ligatures w14:val="standardContextual"/>
               </w:rPr>
@@ -1033,7 +1037,7 @@
                 <w:noProof/>
                 <w:webHidden/>
               </w:rPr>
-              <w:instrText xml:space="preserve"> PAGEREF _Toc189557703 \h </w:instrText>
+              <w:instrText xml:space="preserve"> PAGEREF _Toc231572833 \h </w:instrText>
             </w:r>
             <w:r>
               <w:rPr>
@@ -1068,18 +1072,18 @@
           <w:pPr>
             <w:pStyle w:val="21"/>
             <w:tabs>
-              <w:tab w:val="left" w:pos="1320"/>
+              <w:tab w:val="left" w:pos="1260"/>
               <w:tab w:val="right" w:leader="dot" w:pos="8494"/>
             </w:tabs>
             <w:rPr>
               <w:rFonts w:asciiTheme="minorHAnsi" w:eastAsiaTheme="minorEastAsia" w:hAnsiTheme="minorHAnsi" w:cstheme="minorBidi"/>
               <w:noProof/>
-              <w:sz w:val="22"/>
+              <w:sz w:val="21"/>
               <w:szCs w:val="24"/>
               <w14:ligatures w14:val="standardContextual"/>
             </w:rPr>
           </w:pPr>
-          <w:hyperlink w:anchor="_Toc189557704" w:history="1">
+          <w:hyperlink w:anchor="_Toc231572834" w:history="1">
             <w:r>
               <w:rPr>
                 <w:rStyle w:val="aff0"/>
@@ -1091,7 +1095,7 @@
               <w:rPr>
                 <w:rFonts w:asciiTheme="minorHAnsi" w:eastAsiaTheme="minorEastAsia" w:hAnsiTheme="minorHAnsi" w:cstheme="minorBidi"/>
                 <w:noProof/>
-                <w:sz w:val="22"/>
+                <w:sz w:val="21"/>
                 <w:szCs w:val="24"/>
                 <w14:ligatures w14:val="standardContextual"/>
               </w:rPr>
@@ -1123,7 +1127,7 @@
                 <w:noProof/>
                 <w:webHidden/>
               </w:rPr>
-              <w:instrText xml:space="preserve"> PAGEREF _Toc189557704 \h </w:instrText>
+              <w:instrText xml:space="preserve"> PAGEREF _Toc231572834 \h </w:instrText>
             </w:r>
             <w:r>
               <w:rPr>
@@ -1158,18 +1162,18 @@
           <w:pPr>
             <w:pStyle w:val="21"/>
             <w:tabs>
-              <w:tab w:val="left" w:pos="1320"/>
+              <w:tab w:val="left" w:pos="1260"/>
               <w:tab w:val="right" w:leader="dot" w:pos="8494"/>
             </w:tabs>
             <w:rPr>
               <w:rFonts w:asciiTheme="minorHAnsi" w:eastAsiaTheme="minorEastAsia" w:hAnsiTheme="minorHAnsi" w:cstheme="minorBidi"/>
               <w:noProof/>
-              <w:sz w:val="22"/>
+              <w:sz w:val="21"/>
               <w:szCs w:val="24"/>
               <w14:ligatures w14:val="standardContextual"/>
             </w:rPr>
           </w:pPr>
-          <w:hyperlink w:anchor="_Toc189557705" w:history="1">
+          <w:hyperlink w:anchor="_Toc231572835" w:history="1">
             <w:r>
               <w:rPr>
                 <w:rStyle w:val="aff0"/>
@@ -1181,7 +1185,7 @@
               <w:rPr>
                 <w:rFonts w:asciiTheme="minorHAnsi" w:eastAsiaTheme="minorEastAsia" w:hAnsiTheme="minorHAnsi" w:cstheme="minorBidi"/>
                 <w:noProof/>
-                <w:sz w:val="22"/>
+                <w:sz w:val="21"/>
                 <w:szCs w:val="24"/>
                 <w14:ligatures w14:val="standardContextual"/>
               </w:rPr>
@@ -1213,7 +1217,7 @@
                 <w:noProof/>
                 <w:webHidden/>
               </w:rPr>
-              <w:instrText xml:space="preserve"> PAGEREF _Toc189557705 \h </w:instrText>
+              <w:instrText xml:space="preserve"> PAGEREF _Toc231572835 \h </w:instrText>
             </w:r>
             <w:r>
               <w:rPr>
@@ -1233,7 +1237,7 @@
                 <w:noProof/>
                 <w:webHidden/>
               </w:rPr>
-              <w:t>7</w:t>
+              <w:t>8</w:t>
             </w:r>
             <w:r>
               <w:rPr>
@@ -1248,18 +1252,18 @@
           <w:pPr>
             <w:pStyle w:val="21"/>
             <w:tabs>
-              <w:tab w:val="left" w:pos="1320"/>
+              <w:tab w:val="left" w:pos="1260"/>
               <w:tab w:val="right" w:leader="dot" w:pos="8494"/>
             </w:tabs>
             <w:rPr>
               <w:rFonts w:asciiTheme="minorHAnsi" w:eastAsiaTheme="minorEastAsia" w:hAnsiTheme="minorHAnsi" w:cstheme="minorBidi"/>
               <w:noProof/>
-              <w:sz w:val="22"/>
+              <w:sz w:val="21"/>
               <w:szCs w:val="24"/>
               <w14:ligatures w14:val="standardContextual"/>
             </w:rPr>
           </w:pPr>
-          <w:hyperlink w:anchor="_Toc189557706" w:history="1">
+          <w:hyperlink w:anchor="_Toc231572836" w:history="1">
             <w:r>
               <w:rPr>
                 <w:rStyle w:val="aff0"/>
@@ -1271,7 +1275,7 @@
               <w:rPr>
                 <w:rFonts w:asciiTheme="minorHAnsi" w:eastAsiaTheme="minorEastAsia" w:hAnsiTheme="minorHAnsi" w:cstheme="minorBidi"/>
                 <w:noProof/>
-                <w:sz w:val="22"/>
+                <w:sz w:val="21"/>
                 <w:szCs w:val="24"/>
                 <w14:ligatures w14:val="standardContextual"/>
               </w:rPr>
@@ -1303,7 +1307,7 @@
                 <w:noProof/>
                 <w:webHidden/>
               </w:rPr>
-              <w:instrText xml:space="preserve"> PAGEREF _Toc189557706 \h </w:instrText>
+              <w:instrText xml:space="preserve"> PAGEREF _Toc231572836 \h </w:instrText>
             </w:r>
             <w:r>
               <w:rPr>
@@ -1338,17 +1342,17 @@
           <w:pPr>
             <w:pStyle w:val="11"/>
             <w:tabs>
-              <w:tab w:val="left" w:pos="1100"/>
+              <w:tab w:val="left" w:pos="1050"/>
             </w:tabs>
             <w:rPr>
               <w:rFonts w:asciiTheme="minorHAnsi" w:eastAsiaTheme="minorEastAsia" w:hAnsiTheme="minorHAnsi" w:cstheme="minorBidi"/>
               <w:noProof/>
-              <w:sz w:val="22"/>
+              <w:sz w:val="21"/>
               <w:szCs w:val="24"/>
               <w14:ligatures w14:val="standardContextual"/>
             </w:rPr>
           </w:pPr>
-          <w:hyperlink w:anchor="_Toc189557707" w:history="1">
+          <w:hyperlink w:anchor="_Toc231572837" w:history="1">
             <w:r>
               <w:rPr>
                 <w:rStyle w:val="aff0"/>
@@ -1360,7 +1364,7 @@
               <w:rPr>
                 <w:rFonts w:asciiTheme="minorHAnsi" w:eastAsiaTheme="minorEastAsia" w:hAnsiTheme="minorHAnsi" w:cstheme="minorBidi"/>
                 <w:noProof/>
-                <w:sz w:val="22"/>
+                <w:sz w:val="21"/>
                 <w:szCs w:val="24"/>
                 <w14:ligatures w14:val="standardContextual"/>
               </w:rPr>
@@ -1392,7 +1396,7 @@
                 <w:noProof/>
                 <w:webHidden/>
               </w:rPr>
-              <w:instrText xml:space="preserve"> PAGEREF _Toc189557707 \h </w:instrText>
+              <w:instrText xml:space="preserve"> PAGEREF _Toc231572837 \h </w:instrText>
             </w:r>
             <w:r>
               <w:rPr>
@@ -1412,7 +1416,7 @@
                 <w:noProof/>
                 <w:webHidden/>
               </w:rPr>
-              <w:t>9</w:t>
+              <w:t>10</w:t>
             </w:r>
             <w:r>
               <w:rPr>
@@ -1427,18 +1431,18 @@
           <w:pPr>
             <w:pStyle w:val="21"/>
             <w:tabs>
-              <w:tab w:val="left" w:pos="1320"/>
+              <w:tab w:val="left" w:pos="1260"/>
               <w:tab w:val="right" w:leader="dot" w:pos="8494"/>
             </w:tabs>
             <w:rPr>
               <w:rFonts w:asciiTheme="minorHAnsi" w:eastAsiaTheme="minorEastAsia" w:hAnsiTheme="minorHAnsi" w:cstheme="minorBidi"/>
               <w:noProof/>
-              <w:sz w:val="22"/>
+              <w:sz w:val="21"/>
               <w:szCs w:val="24"/>
               <w14:ligatures w14:val="standardContextual"/>
             </w:rPr>
           </w:pPr>
-          <w:hyperlink w:anchor="_Toc189557708" w:history="1">
+          <w:hyperlink w:anchor="_Toc231572838" w:history="1">
             <w:r>
               <w:rPr>
                 <w:rStyle w:val="aff0"/>
@@ -1450,7 +1454,7 @@
               <w:rPr>
                 <w:rFonts w:asciiTheme="minorHAnsi" w:eastAsiaTheme="minorEastAsia" w:hAnsiTheme="minorHAnsi" w:cstheme="minorBidi"/>
                 <w:noProof/>
-                <w:sz w:val="22"/>
+                <w:sz w:val="21"/>
                 <w:szCs w:val="24"/>
                 <w14:ligatures w14:val="standardContextual"/>
               </w:rPr>
@@ -1482,7 +1486,7 @@
                 <w:noProof/>
                 <w:webHidden/>
               </w:rPr>
-              <w:instrText xml:space="preserve"> PAGEREF _Toc189557708 \h </w:instrText>
+              <w:instrText xml:space="preserve"> PAGEREF _Toc231572838 \h </w:instrText>
             </w:r>
             <w:r>
               <w:rPr>
@@ -1517,18 +1521,18 @@
           <w:pPr>
             <w:pStyle w:val="31"/>
             <w:tabs>
-              <w:tab w:val="left" w:pos="1320"/>
+              <w:tab w:val="left" w:pos="1260"/>
               <w:tab w:val="right" w:leader="dot" w:pos="8494"/>
             </w:tabs>
             <w:rPr>
               <w:rFonts w:asciiTheme="minorHAnsi" w:eastAsiaTheme="minorEastAsia" w:hAnsiTheme="minorHAnsi" w:cstheme="minorBidi"/>
               <w:noProof/>
-              <w:sz w:val="22"/>
+              <w:sz w:val="21"/>
               <w:szCs w:val="24"/>
               <w14:ligatures w14:val="standardContextual"/>
             </w:rPr>
           </w:pPr>
-          <w:hyperlink w:anchor="_Toc189557709" w:history="1">
+          <w:hyperlink w:anchor="_Toc231572839" w:history="1">
             <w:r>
               <w:rPr>
                 <w:rStyle w:val="aff0"/>
@@ -1540,7 +1544,7 @@
               <w:rPr>
                 <w:rFonts w:asciiTheme="minorHAnsi" w:eastAsiaTheme="minorEastAsia" w:hAnsiTheme="minorHAnsi" w:cstheme="minorBidi"/>
                 <w:noProof/>
-                <w:sz w:val="22"/>
+                <w:sz w:val="21"/>
                 <w:szCs w:val="24"/>
                 <w14:ligatures w14:val="standardContextual"/>
               </w:rPr>
@@ -1572,7 +1576,7 @@
                 <w:noProof/>
                 <w:webHidden/>
               </w:rPr>
-              <w:instrText xml:space="preserve"> PAGEREF _Toc189557709 \h </w:instrText>
+              <w:instrText xml:space="preserve"> PAGEREF _Toc231572839 \h </w:instrText>
             </w:r>
             <w:r>
               <w:rPr>
@@ -1607,18 +1611,18 @@
           <w:pPr>
             <w:pStyle w:val="31"/>
             <w:tabs>
-              <w:tab w:val="left" w:pos="1320"/>
+              <w:tab w:val="left" w:pos="1260"/>
               <w:tab w:val="right" w:leader="dot" w:pos="8494"/>
             </w:tabs>
             <w:rPr>
               <w:rFonts w:asciiTheme="minorHAnsi" w:eastAsiaTheme="minorEastAsia" w:hAnsiTheme="minorHAnsi" w:cstheme="minorBidi"/>
               <w:noProof/>
-              <w:sz w:val="22"/>
+              <w:sz w:val="21"/>
               <w:szCs w:val="24"/>
               <w14:ligatures w14:val="standardContextual"/>
             </w:rPr>
           </w:pPr>
-          <w:hyperlink w:anchor="_Toc189557710" w:history="1">
+          <w:hyperlink w:anchor="_Toc231572840" w:history="1">
             <w:r>
               <w:rPr>
                 <w:rStyle w:val="aff0"/>
@@ -1630,7 +1634,7 @@
               <w:rPr>
                 <w:rFonts w:asciiTheme="minorHAnsi" w:eastAsiaTheme="minorEastAsia" w:hAnsiTheme="minorHAnsi" w:cstheme="minorBidi"/>
                 <w:noProof/>
-                <w:sz w:val="22"/>
+                <w:sz w:val="21"/>
                 <w:szCs w:val="24"/>
                 <w14:ligatures w14:val="standardContextual"/>
               </w:rPr>
@@ -1662,7 +1666,7 @@
                 <w:noProof/>
                 <w:webHidden/>
               </w:rPr>
-              <w:instrText xml:space="preserve"> PAGEREF _Toc189557710 \h </w:instrText>
+              <w:instrText xml:space="preserve"> PAGEREF _Toc231572840 \h </w:instrText>
             </w:r>
             <w:r>
               <w:rPr>
@@ -1697,18 +1701,18 @@
           <w:pPr>
             <w:pStyle w:val="31"/>
             <w:tabs>
-              <w:tab w:val="left" w:pos="1320"/>
+              <w:tab w:val="left" w:pos="1260"/>
               <w:tab w:val="right" w:leader="dot" w:pos="8494"/>
             </w:tabs>
             <w:rPr>
               <w:rFonts w:asciiTheme="minorHAnsi" w:eastAsiaTheme="minorEastAsia" w:hAnsiTheme="minorHAnsi" w:cstheme="minorBidi"/>
               <w:noProof/>
-              <w:sz w:val="22"/>
+              <w:sz w:val="21"/>
               <w:szCs w:val="24"/>
               <w14:ligatures w14:val="standardContextual"/>
             </w:rPr>
           </w:pPr>
-          <w:hyperlink w:anchor="_Toc189557711" w:history="1">
+          <w:hyperlink w:anchor="_Toc231572841" w:history="1">
             <w:r>
               <w:rPr>
                 <w:rStyle w:val="aff0"/>
@@ -1720,7 +1724,7 @@
               <w:rPr>
                 <w:rFonts w:asciiTheme="minorHAnsi" w:eastAsiaTheme="minorEastAsia" w:hAnsiTheme="minorHAnsi" w:cstheme="minorBidi"/>
                 <w:noProof/>
-                <w:sz w:val="22"/>
+                <w:sz w:val="21"/>
                 <w:szCs w:val="24"/>
                 <w14:ligatures w14:val="standardContextual"/>
               </w:rPr>
@@ -1752,7 +1756,7 @@
                 <w:noProof/>
                 <w:webHidden/>
               </w:rPr>
-              <w:instrText xml:space="preserve"> PAGEREF _Toc189557711 \h </w:instrText>
+              <w:instrText xml:space="preserve"> PAGEREF _Toc231572841 \h </w:instrText>
             </w:r>
             <w:r>
               <w:rPr>
@@ -1787,18 +1791,18 @@
           <w:pPr>
             <w:pStyle w:val="21"/>
             <w:tabs>
-              <w:tab w:val="left" w:pos="1320"/>
+              <w:tab w:val="left" w:pos="1260"/>
               <w:tab w:val="right" w:leader="dot" w:pos="8494"/>
             </w:tabs>
             <w:rPr>
               <w:rFonts w:asciiTheme="minorHAnsi" w:eastAsiaTheme="minorEastAsia" w:hAnsiTheme="minorHAnsi" w:cstheme="minorBidi"/>
               <w:noProof/>
-              <w:sz w:val="22"/>
+              <w:sz w:val="21"/>
               <w:szCs w:val="24"/>
               <w14:ligatures w14:val="standardContextual"/>
             </w:rPr>
           </w:pPr>
-          <w:hyperlink w:anchor="_Toc189557712" w:history="1">
+          <w:hyperlink w:anchor="_Toc231572842" w:history="1">
             <w:r>
               <w:rPr>
                 <w:rStyle w:val="aff0"/>
@@ -1810,7 +1814,7 @@
               <w:rPr>
                 <w:rFonts w:asciiTheme="minorHAnsi" w:eastAsiaTheme="minorEastAsia" w:hAnsiTheme="minorHAnsi" w:cstheme="minorBidi"/>
                 <w:noProof/>
-                <w:sz w:val="22"/>
+                <w:sz w:val="21"/>
                 <w:szCs w:val="24"/>
                 <w14:ligatures w14:val="standardContextual"/>
               </w:rPr>
@@ -1842,7 +1846,7 @@
                 <w:noProof/>
                 <w:webHidden/>
               </w:rPr>
-              <w:instrText xml:space="preserve"> PAGEREF _Toc189557712 \h </w:instrText>
+              <w:instrText xml:space="preserve"> PAGEREF _Toc231572842 \h </w:instrText>
             </w:r>
             <w:r>
               <w:rPr>
@@ -1862,7 +1866,7 @@
                 <w:noProof/>
                 <w:webHidden/>
               </w:rPr>
-              <w:t>10</w:t>
+              <w:t>11</w:t>
             </w:r>
             <w:r>
               <w:rPr>
@@ -1877,17 +1881,17 @@
           <w:pPr>
             <w:pStyle w:val="11"/>
             <w:tabs>
-              <w:tab w:val="left" w:pos="1100"/>
+              <w:tab w:val="left" w:pos="1050"/>
             </w:tabs>
             <w:rPr>
               <w:rFonts w:asciiTheme="minorHAnsi" w:eastAsiaTheme="minorEastAsia" w:hAnsiTheme="minorHAnsi" w:cstheme="minorBidi"/>
               <w:noProof/>
-              <w:sz w:val="22"/>
+              <w:sz w:val="21"/>
               <w:szCs w:val="24"/>
               <w14:ligatures w14:val="standardContextual"/>
             </w:rPr>
           </w:pPr>
-          <w:hyperlink w:anchor="_Toc189557713" w:history="1">
+          <w:hyperlink w:anchor="_Toc231572843" w:history="1">
             <w:r>
               <w:rPr>
                 <w:rStyle w:val="aff0"/>
@@ -1899,7 +1903,7 @@
               <w:rPr>
                 <w:rFonts w:asciiTheme="minorHAnsi" w:eastAsiaTheme="minorEastAsia" w:hAnsiTheme="minorHAnsi" w:cstheme="minorBidi"/>
                 <w:noProof/>
-                <w:sz w:val="22"/>
+                <w:sz w:val="21"/>
                 <w:szCs w:val="24"/>
                 <w14:ligatures w14:val="standardContextual"/>
               </w:rPr>
@@ -1931,7 +1935,7 @@
                 <w:noProof/>
                 <w:webHidden/>
               </w:rPr>
-              <w:instrText xml:space="preserve"> PAGEREF _Toc189557713 \h </w:instrText>
+              <w:instrText xml:space="preserve"> PAGEREF _Toc231572843 \h </w:instrText>
             </w:r>
             <w:r>
               <w:rPr>
@@ -1966,18 +1970,18 @@
           <w:pPr>
             <w:pStyle w:val="21"/>
             <w:tabs>
-              <w:tab w:val="left" w:pos="1320"/>
+              <w:tab w:val="left" w:pos="1260"/>
               <w:tab w:val="right" w:leader="dot" w:pos="8494"/>
             </w:tabs>
             <w:rPr>
               <w:rFonts w:asciiTheme="minorHAnsi" w:eastAsiaTheme="minorEastAsia" w:hAnsiTheme="minorHAnsi" w:cstheme="minorBidi"/>
               <w:noProof/>
-              <w:sz w:val="22"/>
+              <w:sz w:val="21"/>
               <w:szCs w:val="24"/>
               <w14:ligatures w14:val="standardContextual"/>
             </w:rPr>
           </w:pPr>
-          <w:hyperlink w:anchor="_Toc189557714" w:history="1">
+          <w:hyperlink w:anchor="_Toc231572844" w:history="1">
             <w:r>
               <w:rPr>
                 <w:rStyle w:val="aff0"/>
@@ -1989,7 +1993,7 @@
               <w:rPr>
                 <w:rFonts w:asciiTheme="minorHAnsi" w:eastAsiaTheme="minorEastAsia" w:hAnsiTheme="minorHAnsi" w:cstheme="minorBidi"/>
                 <w:noProof/>
-                <w:sz w:val="22"/>
+                <w:sz w:val="21"/>
                 <w:szCs w:val="24"/>
                 <w14:ligatures w14:val="standardContextual"/>
               </w:rPr>
@@ -2021,7 +2025,7 @@
                 <w:noProof/>
                 <w:webHidden/>
               </w:rPr>
-              <w:instrText xml:space="preserve"> PAGEREF _Toc189557714 \h </w:instrText>
+              <w:instrText xml:space="preserve"> PAGEREF _Toc231572844 \h </w:instrText>
             </w:r>
             <w:r>
               <w:rPr>
@@ -2056,18 +2060,18 @@
           <w:pPr>
             <w:pStyle w:val="21"/>
             <w:tabs>
-              <w:tab w:val="left" w:pos="1320"/>
+              <w:tab w:val="left" w:pos="1260"/>
               <w:tab w:val="right" w:leader="dot" w:pos="8494"/>
             </w:tabs>
             <w:rPr>
               <w:rFonts w:asciiTheme="minorHAnsi" w:eastAsiaTheme="minorEastAsia" w:hAnsiTheme="minorHAnsi" w:cstheme="minorBidi"/>
               <w:noProof/>
-              <w:sz w:val="22"/>
+              <w:sz w:val="21"/>
               <w:szCs w:val="24"/>
               <w14:ligatures w14:val="standardContextual"/>
             </w:rPr>
           </w:pPr>
-          <w:hyperlink w:anchor="_Toc189557715" w:history="1">
+          <w:hyperlink w:anchor="_Toc231572845" w:history="1">
             <w:r>
               <w:rPr>
                 <w:rStyle w:val="aff0"/>
@@ -2079,7 +2083,7 @@
               <w:rPr>
                 <w:rFonts w:asciiTheme="minorHAnsi" w:eastAsiaTheme="minorEastAsia" w:hAnsiTheme="minorHAnsi" w:cstheme="minorBidi"/>
                 <w:noProof/>
-                <w:sz w:val="22"/>
+                <w:sz w:val="21"/>
                 <w:szCs w:val="24"/>
                 <w14:ligatures w14:val="standardContextual"/>
               </w:rPr>
@@ -2111,7 +2115,7 @@
                 <w:noProof/>
                 <w:webHidden/>
               </w:rPr>
-              <w:instrText xml:space="preserve"> PAGEREF _Toc189557715 \h </w:instrText>
+              <w:instrText xml:space="preserve"> PAGEREF _Toc231572845 \h </w:instrText>
             </w:r>
             <w:r>
               <w:rPr>
@@ -2131,7 +2135,7 @@
                 <w:noProof/>
                 <w:webHidden/>
               </w:rPr>
-              <w:t>13</w:t>
+              <w:t>14</w:t>
             </w:r>
             <w:r>
               <w:rPr>
@@ -2146,17 +2150,17 @@
           <w:pPr>
             <w:pStyle w:val="11"/>
             <w:tabs>
-              <w:tab w:val="left" w:pos="1100"/>
+              <w:tab w:val="left" w:pos="1050"/>
             </w:tabs>
             <w:rPr>
               <w:rFonts w:asciiTheme="minorHAnsi" w:eastAsiaTheme="minorEastAsia" w:hAnsiTheme="minorHAnsi" w:cstheme="minorBidi"/>
               <w:noProof/>
-              <w:sz w:val="22"/>
+              <w:sz w:val="21"/>
               <w:szCs w:val="24"/>
               <w14:ligatures w14:val="standardContextual"/>
             </w:rPr>
           </w:pPr>
-          <w:hyperlink w:anchor="_Toc189557716" w:history="1">
+          <w:hyperlink w:anchor="_Toc231572846" w:history="1">
             <w:r>
               <w:rPr>
                 <w:rStyle w:val="aff0"/>
@@ -2168,7 +2172,7 @@
               <w:rPr>
                 <w:rFonts w:asciiTheme="minorHAnsi" w:eastAsiaTheme="minorEastAsia" w:hAnsiTheme="minorHAnsi" w:cstheme="minorBidi"/>
                 <w:noProof/>
-                <w:sz w:val="22"/>
+                <w:sz w:val="21"/>
                 <w:szCs w:val="24"/>
                 <w14:ligatures w14:val="standardContextual"/>
               </w:rPr>
@@ -2200,7 +2204,7 @@
                 <w:noProof/>
                 <w:webHidden/>
               </w:rPr>
-              <w:instrText xml:space="preserve"> PAGEREF _Toc189557716 \h </w:instrText>
+              <w:instrText xml:space="preserve"> PAGEREF _Toc231572846 \h </w:instrText>
             </w:r>
             <w:r>
               <w:rPr>
@@ -2235,17 +2239,17 @@
           <w:pPr>
             <w:pStyle w:val="11"/>
             <w:tabs>
-              <w:tab w:val="left" w:pos="1100"/>
+              <w:tab w:val="left" w:pos="1050"/>
             </w:tabs>
             <w:rPr>
               <w:rFonts w:asciiTheme="minorHAnsi" w:eastAsiaTheme="minorEastAsia" w:hAnsiTheme="minorHAnsi" w:cstheme="minorBidi"/>
               <w:noProof/>
-              <w:sz w:val="22"/>
+              <w:sz w:val="21"/>
               <w:szCs w:val="24"/>
               <w14:ligatures w14:val="standardContextual"/>
             </w:rPr>
           </w:pPr>
-          <w:hyperlink w:anchor="_Toc189557717" w:history="1">
+          <w:hyperlink w:anchor="_Toc231572847" w:history="1">
             <w:r>
               <w:rPr>
                 <w:rStyle w:val="aff0"/>
@@ -2257,7 +2261,7 @@
               <w:rPr>
                 <w:rFonts w:asciiTheme="minorHAnsi" w:eastAsiaTheme="minorEastAsia" w:hAnsiTheme="minorHAnsi" w:cstheme="minorBidi"/>
                 <w:noProof/>
-                <w:sz w:val="22"/>
+                <w:sz w:val="21"/>
                 <w:szCs w:val="24"/>
                 <w14:ligatures w14:val="standardContextual"/>
               </w:rPr>
@@ -2289,7 +2293,7 @@
                 <w:noProof/>
                 <w:webHidden/>
               </w:rPr>
-              <w:instrText xml:space="preserve"> PAGEREF _Toc189557717 \h </w:instrText>
+              <w:instrText xml:space="preserve"> PAGEREF _Toc231572847 \h </w:instrText>
             </w:r>
             <w:r>
               <w:rPr>
@@ -2346,7 +2350,7 @@
       <w:pPr>
         <w:pStyle w:val="1"/>
       </w:pPr>
-      <w:bookmarkStart w:id="14" w:name="_Toc189557696"/>
+      <w:bookmarkStart w:id="14" w:name="_Toc231572826"/>
       <w:r>
         <w:rPr>
           <w:rFonts w:hint="eastAsia"/>
@@ -2372,7 +2376,7 @@
       <w:pPr>
         <w:pStyle w:val="2"/>
       </w:pPr>
-      <w:bookmarkStart w:id="15" w:name="_Toc189557697"/>
+      <w:bookmarkStart w:id="15" w:name="_Toc231572827"/>
       <w:r>
         <w:rPr>
           <w:rFonts w:hint="eastAsia"/>
@@ -2599,7 +2603,7 @@
       <w:pPr>
         <w:pStyle w:val="2"/>
       </w:pPr>
-      <w:bookmarkStart w:id="16" w:name="_Toc189557698"/>
+      <w:bookmarkStart w:id="16" w:name="_Toc231572828"/>
       <w:r>
         <w:rPr>
           <w:rFonts w:hint="eastAsia"/>
@@ -2921,7 +2925,7 @@
       <w:pPr>
         <w:pStyle w:val="2"/>
       </w:pPr>
-      <w:bookmarkStart w:id="17" w:name="_Toc189557699"/>
+      <w:bookmarkStart w:id="17" w:name="_Toc231572829"/>
       <w:r>
         <w:rPr>
           <w:rFonts w:hint="eastAsia"/>
@@ -3065,7 +3069,7 @@
       <w:pPr>
         <w:pStyle w:val="1"/>
       </w:pPr>
-      <w:bookmarkStart w:id="18" w:name="_Toc189557700"/>
+      <w:bookmarkStart w:id="18" w:name="_Toc231572830"/>
       <w:r>
         <w:rPr>
           <w:rFonts w:hint="eastAsia"/>
@@ -3084,7 +3088,7 @@
       <w:pPr>
         <w:pStyle w:val="2"/>
       </w:pPr>
-      <w:bookmarkStart w:id="19" w:name="_Toc189557701"/>
+      <w:bookmarkStart w:id="19" w:name="_Toc231572831"/>
       <w:r>
         <w:rPr>
           <w:rFonts w:hint="eastAsia"/>
@@ -3311,7 +3315,7 @@
       <w:pPr>
         <w:pStyle w:val="2"/>
       </w:pPr>
-      <w:bookmarkStart w:id="20" w:name="_Toc189557702"/>
+      <w:bookmarkStart w:id="20" w:name="_Toc231572832"/>
       <w:r>
         <w:rPr>
           <w:rFonts w:hint="eastAsia"/>
@@ -3393,7 +3397,7 @@
                     </pic:cNvPicPr>
                   </pic:nvPicPr>
                   <pic:blipFill>
-                    <a:blip r:embed="rId8">
+                    <a:blip r:embed="rId11">
                       <a:extLst>
                         <a:ext uri="{28A0092B-C50C-407E-A947-70E740481C1C}">
                           <a14:useLocalDpi xmlns:a14="http://schemas.microsoft.com/office/drawing/2010/main" val="0"/>
@@ -3477,85 +3481,93 @@
       </w:r>
     </w:p>
     <w:p>
-      <w:pPr>
-        <w:pStyle w:val="a1"/>
-        <w:ind w:firstLine="240"/>
-      </w:pPr>
+      <w:r>
+        <w:rPr>
+          <w:rFonts w:hint="eastAsia"/>
+        </w:rPr>
+        <w:lastRenderedPageBreak/>
+        <w:t>上記では、</w:t>
+      </w:r>
+      <w:r>
+        <w:rPr>
+          <w:rFonts w:hint="eastAsia"/>
+        </w:rPr>
+        <w:t>内容の記述欄が細分化</w:t>
+      </w:r>
+      <w:r>
+        <w:rPr>
+          <w:rFonts w:hint="eastAsia"/>
+        </w:rPr>
+        <w:t>され</w:t>
+      </w:r>
+      <w:r>
+        <w:rPr>
+          <w:rFonts w:hint="eastAsia"/>
+        </w:rPr>
+        <w:t>たため</w:t>
+      </w:r>
+      <w:r>
+        <w:rPr>
+          <w:rFonts w:hint="eastAsia"/>
+        </w:rPr>
+        <w:t>記述項目が増えて入力の手間が増えたように見えますが</w:t>
+      </w:r>
+      <w:r>
+        <w:rPr>
+          <w:rFonts w:hint="eastAsia"/>
+        </w:rPr>
+        <w:t>、</w:t>
+      </w:r>
+      <w:r>
+        <w:rPr>
+          <w:rFonts w:hint="eastAsia"/>
+        </w:rPr>
+        <w:t>実際には</w:t>
+      </w:r>
+      <w:r>
+        <w:rPr>
+          <w:rFonts w:hint="eastAsia"/>
+        </w:rPr>
+        <w:t>各データ項目の内容毎に</w:t>
+      </w:r>
+      <w:r>
+        <w:rPr>
+          <w:rFonts w:hint="eastAsia"/>
+        </w:rPr>
+        <w:t>対話形式で記述していく</w:t>
+      </w:r>
+      <w:r>
+        <w:rPr>
+          <w:rFonts w:hint="eastAsia"/>
+        </w:rPr>
+        <w:t>ことができる</w:t>
+      </w:r>
+      <w:r>
+        <w:rPr>
+          <w:rFonts w:hint="eastAsia"/>
+        </w:rPr>
+        <w:t>ため</w:t>
+      </w:r>
+      <w:r>
+        <w:rPr>
+          <w:rFonts w:hint="eastAsia"/>
+        </w:rPr>
+        <w:t>、</w:t>
+      </w:r>
+      <w:r>
+        <w:rPr>
+          <w:rFonts w:hint="eastAsia"/>
+        </w:rPr>
+        <w:t>入力は容易になり、読み手にもわかりやすくなるといった利点があります</w:t>
+      </w:r>
+      <w:r>
+        <w:rPr>
+          <w:rFonts w:hint="eastAsia"/>
+        </w:rPr>
+        <w:t>。</w:t>
+      </w:r>
     </w:p>
-    <w:p>
-      <w:r>
-        <w:rPr>
-          <w:rFonts w:hint="eastAsia"/>
-        </w:rPr>
-        <w:t>上記では、</w:t>
-      </w:r>
-      <w:r>
-        <w:rPr>
-          <w:rFonts w:hint="eastAsia"/>
-        </w:rPr>
-        <w:t>内容の記述欄が細分化したため</w:t>
-      </w:r>
-      <w:r>
-        <w:rPr>
-          <w:rFonts w:hint="eastAsia"/>
-        </w:rPr>
-        <w:t>記述項目が増えて入力の手間が増えたように見えますが</w:t>
-      </w:r>
-      <w:r>
-        <w:rPr>
-          <w:rFonts w:hint="eastAsia"/>
-        </w:rPr>
-        <w:t>、</w:t>
-      </w:r>
-      <w:r>
-        <w:rPr>
-          <w:rFonts w:hint="eastAsia"/>
-        </w:rPr>
-        <w:t>実際には</w:t>
-      </w:r>
-      <w:r>
-        <w:rPr>
-          <w:rFonts w:hint="eastAsia"/>
-        </w:rPr>
-        <w:t>各データ項目の内容毎に</w:t>
-      </w:r>
-      <w:r>
-        <w:rPr>
-          <w:rFonts w:hint="eastAsia"/>
-        </w:rPr>
-        <w:t>対話形式で記述していく</w:t>
-      </w:r>
-      <w:r>
-        <w:rPr>
-          <w:rFonts w:hint="eastAsia"/>
-        </w:rPr>
-        <w:t>ことができる</w:t>
-      </w:r>
-      <w:r>
-        <w:rPr>
-          <w:rFonts w:hint="eastAsia"/>
-        </w:rPr>
-        <w:t>ため</w:t>
-      </w:r>
-      <w:r>
-        <w:rPr>
-          <w:rFonts w:hint="eastAsia"/>
-        </w:rPr>
-        <w:t>、</w:t>
-      </w:r>
-      <w:r>
-        <w:rPr>
-          <w:rFonts w:hint="eastAsia"/>
-        </w:rPr>
-        <w:t>入力は容易になり、読み手にもわかりやすくなるといった利点があります</w:t>
-      </w:r>
-      <w:r>
-        <w:rPr>
-          <w:rFonts w:hint="eastAsia"/>
-        </w:rPr>
-        <w:t>。</w:t>
-      </w:r>
-    </w:p>
+    <w:p/>
     <w:p>
       <w:pPr>
         <w:pStyle w:val="a1"/>
@@ -3585,7 +3597,7 @@
                     </pic:cNvPicPr>
                   </pic:nvPicPr>
                   <pic:blipFill>
-                    <a:blip r:embed="rId9" cstate="print">
+                    <a:blip r:embed="rId12" cstate="print">
                       <a:extLst>
                         <a:ext uri="{28A0092B-C50C-407E-A947-70E740481C1C}">
                           <a14:useLocalDpi xmlns:a14="http://schemas.microsoft.com/office/drawing/2010/main" val="0"/>
@@ -3778,7 +3790,7 @@
                     </pic:cNvPicPr>
                   </pic:nvPicPr>
                   <pic:blipFill>
-                    <a:blip r:embed="rId10">
+                    <a:blip r:embed="rId13">
                       <a:extLst>
                         <a:ext uri="{28A0092B-C50C-407E-A947-70E740481C1C}">
                           <a14:useLocalDpi xmlns:a14="http://schemas.microsoft.com/office/drawing/2010/main" val="0"/>
@@ -3861,6 +3873,7 @@
         <w:t>への項目の追加</w:t>
       </w:r>
     </w:p>
+    <w:p/>
     <w:p>
       <w:r>
         <w:rPr>
@@ -3953,7 +3966,14 @@
         <w:rPr>
           <w:rFonts w:hint="eastAsia"/>
         </w:rPr>
-        <w:t>非表示にすることですっきり</w:t>
+        <w:t>非表示にすることですっ</w:t>
+      </w:r>
+      <w:r>
+        <w:rPr>
+          <w:rFonts w:hint="eastAsia"/>
+        </w:rPr>
+        <w:lastRenderedPageBreak/>
+        <w:t>きり</w:t>
       </w:r>
       <w:r>
         <w:rPr>
@@ -3980,6 +4000,7 @@
         <w:t>ことができます。</w:t>
       </w:r>
     </w:p>
+    <w:p/>
     <w:p>
       <w:pPr>
         <w:pStyle w:val="a1"/>
@@ -3992,7 +4013,6 @@
           <w:rFonts w:hint="eastAsia"/>
           <w:noProof/>
         </w:rPr>
-        <w:lastRenderedPageBreak/>
         <w:drawing>
           <wp:inline distT="0" distB="0" distL="0" distR="0" wp14:anchorId="5333FB6B" wp14:editId="1F38C08B">
             <wp:extent cx="5093647" cy="1924493"/>
@@ -4011,7 +4031,7 @@
                     </pic:cNvPicPr>
                   </pic:nvPicPr>
                   <pic:blipFill>
-                    <a:blip r:embed="rId11">
+                    <a:blip r:embed="rId14">
                       <a:extLst>
                         <a:ext uri="{28A0092B-C50C-407E-A947-70E740481C1C}">
                           <a14:useLocalDpi xmlns:a14="http://schemas.microsoft.com/office/drawing/2010/main" val="0"/>
@@ -4183,6 +4203,7 @@
         <w:t>検索も可能、かつ、目的に合った伝え方ができるようになります。</w:t>
       </w:r>
     </w:p>
+    <w:p/>
     <w:p>
       <w:pPr>
         <w:pStyle w:val="a1"/>
@@ -4212,7 +4233,7 @@
                     </pic:cNvPicPr>
                   </pic:nvPicPr>
                   <pic:blipFill>
-                    <a:blip r:embed="rId12">
+                    <a:blip r:embed="rId15">
                       <a:extLst>
                         <a:ext uri="{28A0092B-C50C-407E-A947-70E740481C1C}">
                           <a14:useLocalDpi xmlns:a14="http://schemas.microsoft.com/office/drawing/2010/main" val="0"/>
@@ -4313,7 +4334,7 @@
       <w:pPr>
         <w:pStyle w:val="1"/>
       </w:pPr>
-      <w:bookmarkStart w:id="21" w:name="_Toc189557703"/>
+      <w:bookmarkStart w:id="21" w:name="_Toc231572833"/>
       <w:r>
         <w:rPr>
           <w:rFonts w:hint="eastAsia"/>
@@ -4333,7 +4354,7 @@
       <w:pPr>
         <w:pStyle w:val="2"/>
       </w:pPr>
-      <w:bookmarkStart w:id="22" w:name="_Toc189557704"/>
+      <w:bookmarkStart w:id="22" w:name="_Toc231572834"/>
       <w:r>
         <w:rPr>
           <w:rFonts w:hint="eastAsia"/>
@@ -4354,16 +4375,17 @@
       <w:pPr>
         <w:pStyle w:val="a1"/>
         <w:ind w:firstLine="240"/>
+        <w:jc w:val="center"/>
       </w:pPr>
       <w:r>
         <w:rPr>
           <w:noProof/>
         </w:rPr>
         <w:drawing>
-          <wp:inline distT="0" distB="0" distL="0" distR="0" wp14:anchorId="30461D22" wp14:editId="2D784DFD">
-            <wp:extent cx="5400040" cy="4274820"/>
-            <wp:effectExtent l="0" t="0" r="0" b="0"/>
-            <wp:docPr id="363963704" name="図 3"/>
+          <wp:inline distT="0" distB="0" distL="0" distR="0" wp14:anchorId="4E642256" wp14:editId="4CCFEE90">
+            <wp:extent cx="1821180" cy="6653377"/>
+            <wp:effectExtent l="0" t="0" r="7620" b="0"/>
+            <wp:docPr id="1493855638" name="図 1"/>
             <wp:cNvGraphicFramePr>
               <a:graphicFrameLocks xmlns:a="http://schemas.openxmlformats.org/drawingml/2006/main" noChangeAspect="1"/>
             </wp:cNvGraphicFramePr>
@@ -4371,13 +4393,13 @@
               <a:graphicData uri="http://schemas.openxmlformats.org/drawingml/2006/picture">
                 <pic:pic xmlns:pic="http://schemas.openxmlformats.org/drawingml/2006/picture">
                   <pic:nvPicPr>
-                    <pic:cNvPr id="0" name="Picture 3"/>
+                    <pic:cNvPr id="0" name="Picture 1"/>
                     <pic:cNvPicPr>
                       <a:picLocks noChangeAspect="1" noChangeArrowheads="1"/>
                     </pic:cNvPicPr>
                   </pic:nvPicPr>
                   <pic:blipFill>
-                    <a:blip r:embed="rId13">
+                    <a:blip r:embed="rId16" cstate="print">
                       <a:extLst>
                         <a:ext uri="{28A0092B-C50C-407E-A947-70E740481C1C}">
                           <a14:useLocalDpi xmlns:a14="http://schemas.microsoft.com/office/drawing/2010/main" val="0"/>
@@ -4392,7 +4414,7 @@
                   <pic:spPr bwMode="auto">
                     <a:xfrm>
                       <a:off x="0" y="0"/>
-                      <a:ext cx="5400040" cy="4274820"/>
+                      <a:ext cx="1827052" cy="6674828"/>
                     </a:xfrm>
                     <a:prstGeom prst="rect">
                       <a:avLst/>
@@ -4434,11 +4456,12 @@
       <w:pPr>
         <w:pStyle w:val="2"/>
       </w:pPr>
-      <w:bookmarkStart w:id="23" w:name="_Toc189557705"/>
-      <w:r>
-        <w:rPr>
-          <w:rFonts w:hint="eastAsia"/>
-        </w:rPr>
+      <w:bookmarkStart w:id="23" w:name="_Toc231572835"/>
+      <w:r>
+        <w:rPr>
+          <w:rFonts w:hint="eastAsia"/>
+        </w:rPr>
+        <w:lastRenderedPageBreak/>
         <w:t>事例集データモデル（カタログ情報）</w:t>
       </w:r>
       <w:bookmarkEnd w:id="23"/>
@@ -4490,7 +4513,19 @@
         <w:rPr>
           <w:rFonts w:hint="eastAsia"/>
         </w:rPr>
-        <w:t>は以下の通りです</w:t>
+        <w:t>は以下の</w:t>
+      </w:r>
+      <w:r>
+        <w:rPr>
+          <w:rFonts w:hint="eastAsia"/>
+        </w:rPr>
+        <w:t>とお</w:t>
+      </w:r>
+      <w:r>
+        <w:rPr>
+          <w:rFonts w:hint="eastAsia"/>
+        </w:rPr>
+        <w:t>りです</w:t>
       </w:r>
       <w:r>
         <w:rPr>
@@ -4805,7 +4840,6 @@
               <w:rPr>
                 <w:rFonts w:hint="eastAsia"/>
               </w:rPr>
-              <w:lastRenderedPageBreak/>
               <w:t>ライセンス</w:t>
             </w:r>
           </w:p>
@@ -4890,7 +4924,7 @@
       <w:pPr>
         <w:pStyle w:val="2"/>
       </w:pPr>
-      <w:bookmarkStart w:id="24" w:name="_Toc189557706"/>
+      <w:bookmarkStart w:id="24" w:name="_Toc231572836"/>
       <w:r>
         <w:rPr>
           <w:rFonts w:hint="eastAsia"/>
@@ -4958,7 +4992,19 @@
         <w:rPr>
           <w:rFonts w:hint="eastAsia"/>
         </w:rPr>
-        <w:t>「年代」等、事例集にあった項目に変更します</w:t>
+        <w:t>「年代」等、事例集に</w:t>
+      </w:r>
+      <w:r>
+        <w:rPr>
+          <w:rFonts w:hint="eastAsia"/>
+        </w:rPr>
+        <w:t>適し</w:t>
+      </w:r>
+      <w:r>
+        <w:rPr>
+          <w:rFonts w:hint="eastAsia"/>
+        </w:rPr>
+        <w:t>た項目に変更します</w:t>
       </w:r>
       <w:r>
         <w:rPr>
@@ -5291,7 +5337,19 @@
               <w:rPr>
                 <w:rFonts w:hint="eastAsia"/>
               </w:rPr>
-              <w:t>事例を実施した場所の都道府県名。全国で実施した時には、「全国」と記入</w:t>
+              <w:t>事例を実施した場所の都道府県名。全国で実施した</w:t>
+            </w:r>
+            <w:r>
+              <w:rPr>
+                <w:rFonts w:hint="eastAsia"/>
+              </w:rPr>
+              <w:t>場合</w:t>
+            </w:r>
+            <w:r>
+              <w:rPr>
+                <w:rFonts w:hint="eastAsia"/>
+              </w:rPr>
+              <w:t>には、「全国」と記入</w:t>
             </w:r>
           </w:p>
         </w:tc>
@@ -5514,7 +5572,7 @@
               <w:rPr>
                 <w:rFonts w:hint="eastAsia"/>
               </w:rPr>
-              <w:t>事例にキーワードがある場合に記入。複数ある場合には半角セミコロン「;」区切りで列挙。</w:t>
+              <w:t>事例にキーワードがある場合に記入。複数ある場合には半角セミコロン「;」区切りで列挙</w:t>
             </w:r>
           </w:p>
         </w:tc>
@@ -6660,6 +6718,7 @@
               <w:rPr>
                 <w:rFonts w:hint="eastAsia"/>
               </w:rPr>
+              <w:lastRenderedPageBreak/>
               <w:t>必</w:t>
             </w:r>
           </w:p>
@@ -6855,7 +6914,7 @@
               <w:rPr>
                 <w:rFonts w:hint="eastAsia"/>
               </w:rPr>
-              <w:t>本事例の最終更新日を（西暦年月日とし、半角数字をハイフンでつなぐ）</w:t>
+              <w:t>本事例の最終更新日（西暦年月日とし、半角数字をハイフンでつなぐ）</w:t>
             </w:r>
           </w:p>
         </w:tc>
@@ -6873,7 +6932,7 @@
       <w:pPr>
         <w:pStyle w:val="1"/>
       </w:pPr>
-      <w:bookmarkStart w:id="25" w:name="_Toc189557707"/>
+      <w:bookmarkStart w:id="25" w:name="_Toc231572837"/>
       <w:r>
         <w:rPr>
           <w:rFonts w:hint="eastAsia"/>
@@ -6953,14 +7012,7 @@
         <w:rPr>
           <w:rFonts w:hint="eastAsia"/>
         </w:rPr>
-        <w:t>事例を書いていく</w:t>
-      </w:r>
-      <w:r>
-        <w:rPr>
-          <w:rFonts w:hint="eastAsia"/>
-        </w:rPr>
-        <w:lastRenderedPageBreak/>
-        <w:t>ことができます</w:t>
+        <w:t>事例を書いていくことができます</w:t>
       </w:r>
       <w:r>
         <w:rPr>
@@ -6998,7 +7050,7 @@
                     </pic:cNvPicPr>
                   </pic:nvPicPr>
                   <pic:blipFill>
-                    <a:blip r:embed="rId14" cstate="print">
+                    <a:blip r:embed="rId17" cstate="print">
                       <a:extLst>
                         <a:ext uri="{28A0092B-C50C-407E-A947-70E740481C1C}">
                           <a14:useLocalDpi xmlns:a14="http://schemas.microsoft.com/office/drawing/2010/main" val="0"/>
@@ -7042,31 +7094,10 @@
         <w:t xml:space="preserve">図 </w:t>
       </w:r>
       <w:r>
-        <w:fldChar w:fldCharType="begin"/>
-      </w:r>
-      <w:r>
-        <w:instrText xml:space="preserve"> </w:instrText>
-      </w:r>
-      <w:r>
-        <w:rPr>
-          <w:rFonts w:hint="eastAsia"/>
-        </w:rPr>
-        <w:instrText>SEQ 図 \* ARABIC</w:instrText>
-      </w:r>
-      <w:r>
-        <w:instrText xml:space="preserve"> </w:instrText>
-      </w:r>
-      <w:r>
-        <w:fldChar w:fldCharType="separate"/>
-      </w:r>
-      <w:r>
-        <w:rPr>
-          <w:noProof/>
-        </w:rPr>
-        <w:t>6</w:t>
-      </w:r>
-      <w:r>
-        <w:fldChar w:fldCharType="end"/>
+        <w:rPr>
+          <w:rFonts w:hint="eastAsia"/>
+        </w:rPr>
+        <w:t>7</w:t>
       </w:r>
       <w:r>
         <w:rPr>
@@ -7085,7 +7116,7 @@
       <w:pPr>
         <w:pStyle w:val="2"/>
       </w:pPr>
-      <w:bookmarkStart w:id="26" w:name="_Toc189557708"/>
+      <w:bookmarkStart w:id="26" w:name="_Toc231572838"/>
       <w:r>
         <w:rPr>
           <w:rFonts w:hint="eastAsia"/>
@@ -7098,7 +7129,7 @@
       <w:pPr>
         <w:pStyle w:val="3"/>
       </w:pPr>
-      <w:bookmarkStart w:id="27" w:name="_Toc189557709"/>
+      <w:bookmarkStart w:id="27" w:name="_Toc231572839"/>
       <w:r>
         <w:rPr>
           <w:rFonts w:hint="eastAsia"/>
@@ -7179,7 +7210,7 @@
       <w:pPr>
         <w:pStyle w:val="3"/>
       </w:pPr>
-      <w:bookmarkStart w:id="28" w:name="_Toc189557710"/>
+      <w:bookmarkStart w:id="28" w:name="_Toc231572840"/>
       <w:r>
         <w:rPr>
           <w:rFonts w:hint="eastAsia"/>
@@ -7242,7 +7273,7 @@
       <w:pPr>
         <w:pStyle w:val="3"/>
       </w:pPr>
-      <w:bookmarkStart w:id="29" w:name="_Toc189557711"/>
+      <w:bookmarkStart w:id="29" w:name="_Toc231572841"/>
       <w:r>
         <w:rPr>
           <w:rFonts w:hint="eastAsia"/>
@@ -7323,11 +7354,12 @@
       <w:pPr>
         <w:pStyle w:val="2"/>
       </w:pPr>
-      <w:bookmarkStart w:id="30" w:name="_Toc189557712"/>
-      <w:r>
-        <w:rPr>
-          <w:rFonts w:hint="eastAsia"/>
-        </w:rPr>
+      <w:bookmarkStart w:id="30" w:name="_Toc231572842"/>
+      <w:r>
+        <w:rPr>
+          <w:rFonts w:hint="eastAsia"/>
+        </w:rPr>
+        <w:lastRenderedPageBreak/>
         <w:t>サービス</w:t>
       </w:r>
       <w:r>
@@ -7630,7 +7662,6 @@
               <w:rPr>
                 <w:rFonts w:hint="eastAsia"/>
               </w:rPr>
-              <w:lastRenderedPageBreak/>
               <w:t>事例の場所</w:t>
             </w:r>
           </w:p>
@@ -8265,6 +8296,7 @@
               <w:rPr>
                 <w:rFonts w:hint="eastAsia"/>
               </w:rPr>
+              <w:lastRenderedPageBreak/>
               <w:t>キーワード</w:t>
             </w:r>
           </w:p>
@@ -8284,7 +8316,7 @@
               <w:rPr>
                 <w:rFonts w:hint="eastAsia"/>
               </w:rPr>
-              <w:t>事例にキーワードがある場合に記入。複数ある場合には半角セミコロン「;」区切りで列挙。</w:t>
+              <w:t>事例にキーワードがある場合に記入。複数ある場合には半角セミコロン「;」区切りで列挙</w:t>
             </w:r>
           </w:p>
         </w:tc>
@@ -8679,7 +8711,6 @@
               <w:rPr>
                 <w:rFonts w:hint="eastAsia"/>
               </w:rPr>
-              <w:lastRenderedPageBreak/>
               <w:t>ビデオURL</w:t>
             </w:r>
           </w:p>
@@ -9255,7 +9286,7 @@
       <w:pPr>
         <w:pStyle w:val="1"/>
       </w:pPr>
-      <w:bookmarkStart w:id="31" w:name="_Toc189557713"/>
+      <w:bookmarkStart w:id="31" w:name="_Toc231572843"/>
       <w:r>
         <w:rPr>
           <w:rFonts w:hint="eastAsia"/>
@@ -9268,7 +9299,7 @@
       <w:pPr>
         <w:pStyle w:val="2"/>
       </w:pPr>
-      <w:bookmarkStart w:id="32" w:name="_Toc189557714"/>
+      <w:bookmarkStart w:id="32" w:name="_Toc231572844"/>
       <w:r>
         <w:rPr>
           <w:rFonts w:hint="eastAsia"/>
@@ -9294,7 +9325,14 @@
         <w:rPr>
           <w:rFonts w:hint="eastAsia"/>
         </w:rPr>
-        <w:t>は、政府が整備するデータ標準である共通語彙基盤、インターネット上のデータカタログの標準であるDCAT</w:t>
+        <w:t>は、政府が整備するデータ標準である共通語彙基盤、</w:t>
+      </w:r>
+      <w:r>
+        <w:rPr>
+          <w:rFonts w:hint="eastAsia"/>
+        </w:rPr>
+        <w:lastRenderedPageBreak/>
+        <w:t>インターネット上のデータカタログの標準であるDCAT</w:t>
       </w:r>
       <w:r>
         <w:rPr>
@@ -9306,16 +9344,8 @@
         <w:rPr>
           <w:rFonts w:hint="eastAsia"/>
         </w:rPr>
-        <w:t>やインターネット上のデータ項目標準であるschema.orgの</w:t>
-      </w:r>
-      <w:proofErr w:type="spellStart"/>
-      <w:r>
-        <w:rPr>
-          <w:rFonts w:hint="eastAsia"/>
-        </w:rPr>
-        <w:t>CreativeWork</w:t>
-      </w:r>
-      <w:proofErr w:type="spellEnd"/>
+        <w:t>やインターネット上のデータ項目標準であるschema.orgのCreativeWork</w:t>
+      </w:r>
       <w:r>
         <w:rPr>
           <w:rStyle w:val="aff3"/>
@@ -9334,7 +9364,19 @@
         <w:rPr>
           <w:rFonts w:hint="eastAsia"/>
         </w:rPr>
-        <w:t>また、内容の詳細項目の設定は、国連公共サービス賞の</w:t>
+        <w:t>また、内容の詳細項目の設定は、国連公共サービス</w:t>
+      </w:r>
+      <w:r>
+        <w:rPr>
+          <w:rFonts w:hint="eastAsia"/>
+        </w:rPr>
+        <w:t>省</w:t>
+      </w:r>
+      <w:r>
+        <w:rPr>
+          <w:rFonts w:hint="eastAsia"/>
+        </w:rPr>
+        <w:t>の</w:t>
       </w:r>
       <w:r>
         <w:rPr>
@@ -9533,7 +9575,6 @@
               <w:rPr>
                 <w:rFonts w:hint="eastAsia"/>
               </w:rPr>
-              <w:lastRenderedPageBreak/>
               <w:t>取り組み</w:t>
             </w:r>
             <w:r>
@@ -10076,11 +10117,12 @@
       <w:pPr>
         <w:pStyle w:val="2"/>
       </w:pPr>
-      <w:bookmarkStart w:id="33" w:name="_Toc189557715"/>
-      <w:r>
-        <w:rPr>
-          <w:rFonts w:hint="eastAsia"/>
-        </w:rPr>
+      <w:bookmarkStart w:id="33" w:name="_Toc231572845"/>
+      <w:r>
+        <w:rPr>
+          <w:rFonts w:hint="eastAsia"/>
+        </w:rPr>
+        <w:lastRenderedPageBreak/>
         <w:t>法人種別</w:t>
       </w:r>
       <w:bookmarkEnd w:id="33"/>
@@ -10270,7 +10312,7 @@
         <w:pStyle w:val="1"/>
       </w:pPr>
       <w:bookmarkStart w:id="34" w:name="_Toc96970744"/>
-      <w:bookmarkStart w:id="35" w:name="_Toc189557716"/>
+      <w:bookmarkStart w:id="35" w:name="_Toc231572846"/>
       <w:bookmarkStart w:id="36" w:name="_Toc95160603"/>
       <w:bookmarkStart w:id="37" w:name="_Toc96111115"/>
       <w:bookmarkStart w:id="38" w:name="_Toc96363849"/>
@@ -10278,7 +10320,6 @@
         <w:rPr>
           <w:rFonts w:hint="eastAsia"/>
         </w:rPr>
-        <w:lastRenderedPageBreak/>
         <w:t>付録</w:t>
       </w:r>
       <w:bookmarkEnd w:id="34"/>
@@ -10292,7 +10333,13 @@
         <w:t>全体概要図として掲載したクラス図について、大きなサイズのものは別添の「</w:t>
       </w:r>
       <w:r>
-        <w:t>451-3-1_事例データモデル_クラス図.pdf</w:t>
+        <w:t>451-3-1_事例データモデル_クラス図.</w:t>
+      </w:r>
+      <w:r>
+        <w:rPr>
+          <w:rFonts w:hint="eastAsia"/>
+        </w:rPr>
+        <w:t>svg</w:t>
       </w:r>
       <w:r>
         <w:rPr>
@@ -10305,7 +10352,7 @@
       <w:pPr>
         <w:pStyle w:val="1"/>
       </w:pPr>
-      <w:bookmarkStart w:id="39" w:name="_Toc189557717"/>
+      <w:bookmarkStart w:id="39" w:name="_Toc231572847"/>
       <w:r>
         <w:rPr>
           <w:rFonts w:hint="eastAsia"/>
@@ -10432,6 +10479,123 @@
                 <w:sz w:val="18"/>
                 <w:szCs w:val="18"/>
               </w:rPr>
+              <w:t>2026年</w:t>
+            </w:r>
+            <w:r>
+              <w:rPr>
+                <w:rFonts w:hint="eastAsia"/>
+                <w:sz w:val="18"/>
+                <w:szCs w:val="18"/>
+              </w:rPr>
+              <w:t>10</w:t>
+            </w:r>
+            <w:r>
+              <w:rPr>
+                <w:rFonts w:hint="eastAsia"/>
+                <w:sz w:val="18"/>
+                <w:szCs w:val="18"/>
+              </w:rPr>
+              <w:t>月</w:t>
+            </w:r>
+            <w:r>
+              <w:rPr>
+                <w:rFonts w:hint="eastAsia"/>
+                <w:sz w:val="18"/>
+                <w:szCs w:val="18"/>
+              </w:rPr>
+              <w:t>06</w:t>
+            </w:r>
+            <w:r>
+              <w:rPr>
+                <w:rFonts w:hint="eastAsia"/>
+                <w:sz w:val="18"/>
+                <w:szCs w:val="18"/>
+              </w:rPr>
+              <w:t>日</w:t>
+            </w:r>
+          </w:p>
+        </w:tc>
+        <w:tc>
+          <w:tcPr>
+            <w:tcW w:w="2268" w:type="dxa"/>
+          </w:tcPr>
+          <w:p>
+            <w:pPr>
+              <w:ind w:leftChars="0" w:left="0" w:firstLine="0"/>
+              <w:rPr>
+                <w:sz w:val="18"/>
+                <w:szCs w:val="18"/>
+              </w:rPr>
+            </w:pPr>
+            <w:r>
+              <w:rPr>
+                <w:rFonts w:hint="eastAsia"/>
+                <w:sz w:val="18"/>
+                <w:szCs w:val="18"/>
+              </w:rPr>
+              <w:t>3. データモデル</w:t>
+            </w:r>
+          </w:p>
+        </w:tc>
+        <w:tc>
+          <w:tcPr>
+            <w:tcW w:w="3821" w:type="dxa"/>
+          </w:tcPr>
+          <w:p>
+            <w:pPr>
+              <w:ind w:leftChars="0" w:left="0" w:firstLine="0"/>
+              <w:rPr>
+                <w:sz w:val="18"/>
+                <w:szCs w:val="18"/>
+              </w:rPr>
+            </w:pPr>
+            <w:r>
+              <w:rPr>
+                <w:rFonts w:hint="eastAsia"/>
+                <w:sz w:val="18"/>
+                <w:szCs w:val="18"/>
+              </w:rPr>
+              <w:t>クラス図</w:t>
+            </w:r>
+            <w:r>
+              <w:rPr>
+                <w:rFonts w:hint="eastAsia"/>
+                <w:sz w:val="18"/>
+                <w:szCs w:val="18"/>
+              </w:rPr>
+              <w:t>を</w:t>
+            </w:r>
+            <w:r>
+              <w:rPr>
+                <w:rFonts w:hint="eastAsia"/>
+                <w:sz w:val="18"/>
+                <w:szCs w:val="18"/>
+              </w:rPr>
+              <w:t>更新</w:t>
+            </w:r>
+          </w:p>
+        </w:tc>
+      </w:tr>
+      <w:tr>
+        <w:tc>
+          <w:tcPr>
+            <w:tcW w:w="2045" w:type="dxa"/>
+          </w:tcPr>
+          <w:p>
+            <w:pPr>
+              <w:ind w:leftChars="0" w:left="0" w:firstLine="0"/>
+              <w:jc w:val="center"/>
+              <w:rPr>
+                <w:sz w:val="18"/>
+                <w:szCs w:val="18"/>
+              </w:rPr>
+            </w:pPr>
+            <w:r>
+              <w:rPr>
+                <w:rFonts w:hint="eastAsia"/>
+                <w:sz w:val="18"/>
+                <w:szCs w:val="18"/>
+              </w:rPr>
               <w:t>2025年</w:t>
             </w:r>
             <w:r>
@@ -10719,8 +10883,12 @@
       </w:pPr>
     </w:p>
     <w:sectPr>
-      <w:headerReference w:type="default" r:id="rId15"/>
-      <w:footerReference w:type="default" r:id="rId16"/>
+      <w:headerReference w:type="default" r:id="rId18"/>
+      <w:footerReference w:type="default" r:id="rId19"/>
+      <w:footnotePr>
+        <w:pos w:val="beneathText"/>
+        <w:numRestart w:val="eachSect"/>
+      </w:footnotePr>
       <w:pgSz w:w="11906" w:h="16838"/>
       <w:pgMar w:top="1985" w:right="1701" w:bottom="1701" w:left="1701" w:header="851" w:footer="992" w:gutter="0"/>
       <w:cols w:space="425"/>
@@ -10731,7 +10899,7 @@
 </file>
 
 <file path=word/endnotes.xml><?xml version="1.0" encoding="utf-8"?>
-<w:endnotes xmlns:wpc="http://schemas.microsoft.com/office/word/2010/wordprocessingCanvas" xmlns:cx="http://schemas.microsoft.com/office/drawing/2014/chartex" xmlns:cx1="http://schemas.microsoft.com/office/drawing/2015/9/8/chartex" xmlns:cx2="http://schemas.microsoft.com/office/drawing/2015/10/21/chartex" xmlns:cx3="http://schemas.microsoft.com/office/drawing/2016/5/9/chartex" xmlns:cx4="http://schemas.microsoft.com/office/drawing/2016/5/10/chartex" xmlns:cx5="http://schemas.microsoft.com/office/drawing/2016/5/11/chartex" xmlns:cx6="http://schemas.microsoft.com/office/drawing/2016/5/12/chartex" xmlns:cx7="http://schemas.microsoft.com/office/drawing/2016/5/13/chartex" xmlns:cx8="http://schemas.microsoft.com/office/drawing/2016/5/14/chartex" xmlns:mc="http://schemas.openxmlformats.org/markup-compatibility/2006" xmlns:aink="http://schemas.microsoft.com/office/drawing/2016/ink" xmlns:am3d="http://schemas.microsoft.com/office/drawing/2017/model3d" xmlns:o="urn:schemas-microsoft-com:office:office" xmlns:oel="http://schemas.microsoft.com/office/2019/extlst" xmlns:r="http://schemas.openxmlformats.org/officeDocument/2006/relationships" xmlns:m="http://schemas.openxmlformats.org/officeDocument/2006/math" xmlns:v="urn:schemas-microsoft-com:vml" xmlns:wp14="http://schemas.microsoft.com/office/word/2010/wordprocessingDrawing" xmlns:wp="http://schemas.openxmlformats.org/drawingml/2006/wordprocessingDrawing" xmlns:w10="urn:schemas-microsoft-com:office:word" xmlns:w="http://schemas.openxmlformats.org/wordprocessingml/2006/main" xmlns:w14="http://schemas.microsoft.com/office/word/2010/wordml" xmlns:w15="http://schemas.microsoft.com/office/word/2012/wordml" xmlns:w16cex="http://schemas.microsoft.com/office/word/2018/wordml/cex" xmlns:w16cid="http://schemas.microsoft.com/office/word/2016/wordml/cid" xmlns:w16="http://schemas.microsoft.com/office/word/2018/wordml" xmlns:w16sdtdh="http://schemas.microsoft.com/office/word/2020/wordml/sdtdatahash" xmlns:w16se="http://schemas.microsoft.com/office/word/2015/wordml/symex" xmlns:wpg="http://schemas.microsoft.com/office/word/2010/wordprocessingGroup" xmlns:wpi="http://schemas.microsoft.com/office/word/2010/wordprocessingInk" xmlns:wne="http://schemas.microsoft.com/office/word/2006/wordml" xmlns:wps="http://schemas.microsoft.com/office/word/2010/wordprocessingShape" mc:Ignorable="w14 w15 w16se w16cid w16 w16cex w16sdtdh wp14">
+<w:endnotes xmlns:wpc="http://schemas.microsoft.com/office/word/2010/wordprocessingCanvas" xmlns:cx="http://schemas.microsoft.com/office/drawing/2014/chartex" xmlns:cx1="http://schemas.microsoft.com/office/drawing/2015/9/8/chartex" xmlns:cx2="http://schemas.microsoft.com/office/drawing/2015/10/21/chartex" xmlns:cx3="http://schemas.microsoft.com/office/drawing/2016/5/9/chartex" xmlns:cx4="http://schemas.microsoft.com/office/drawing/2016/5/10/chartex" xmlns:cx5="http://schemas.microsoft.com/office/drawing/2016/5/11/chartex" xmlns:cx6="http://schemas.microsoft.com/office/drawing/2016/5/12/chartex" xmlns:cx7="http://schemas.microsoft.com/office/drawing/2016/5/13/chartex" xmlns:cx8="http://schemas.microsoft.com/office/drawing/2016/5/14/chartex" xmlns:mc="http://schemas.openxmlformats.org/markup-compatibility/2006" xmlns:aink="http://schemas.microsoft.com/office/drawing/2016/ink" xmlns:am3d="http://schemas.microsoft.com/office/drawing/2017/model3d" xmlns:o="urn:schemas-microsoft-com:office:office" xmlns:oel="http://schemas.microsoft.com/office/2019/extlst" xmlns:r="http://schemas.openxmlformats.org/officeDocument/2006/relationships" xmlns:m="http://schemas.openxmlformats.org/officeDocument/2006/math" xmlns:v="urn:schemas-microsoft-com:vml" xmlns:wp14="http://schemas.microsoft.com/office/word/2010/wordprocessingDrawing" xmlns:wp="http://schemas.openxmlformats.org/drawingml/2006/wordprocessingDrawing" xmlns:w10="urn:schemas-microsoft-com:office:word" xmlns:w="http://schemas.openxmlformats.org/wordprocessingml/2006/main" xmlns:w14="http://schemas.microsoft.com/office/word/2010/wordml" xmlns:w15="http://schemas.microsoft.com/office/word/2012/wordml" xmlns:w16cex="http://schemas.microsoft.com/office/word/2018/wordml/cex" xmlns:w16cid="http://schemas.microsoft.com/office/word/2016/wordml/cid" xmlns:w16="http://schemas.microsoft.com/office/word/2018/wordml" xmlns:w16du="http://schemas.microsoft.com/office/word/2023/wordml/word16du" xmlns:w16sdtdh="http://schemas.microsoft.com/office/word/2020/wordml/sdtdatahash" xmlns:w16sdtfl="http://schemas.microsoft.com/office/word/2024/wordml/sdtformatlock" xmlns:w16se="http://schemas.microsoft.com/office/word/2015/wordml/symex" xmlns:wpg="http://schemas.microsoft.com/office/word/2010/wordprocessingGroup" xmlns:wpi="http://schemas.microsoft.com/office/word/2010/wordprocessingInk" xmlns:wne="http://schemas.microsoft.com/office/word/2006/wordml" xmlns:wps="http://schemas.microsoft.com/office/word/2010/wordprocessingShape" mc:Ignorable="w14 w15 w16se w16cid w16 w16cex w16sdtdh w16sdtfl w16du wp14">
   <w:endnote w:type="separator" w:id="-1">
     <w:p>
       <w:r>
@@ -10753,7 +10921,7 @@
 </file>
 
 <file path=word/footer1.xml><?xml version="1.0" encoding="utf-8"?>
-<w:ftr xmlns:wpc="http://schemas.microsoft.com/office/word/2010/wordprocessingCanvas" xmlns:cx="http://schemas.microsoft.com/office/drawing/2014/chartex" xmlns:cx1="http://schemas.microsoft.com/office/drawing/2015/9/8/chartex" xmlns:cx2="http://schemas.microsoft.com/office/drawing/2015/10/21/chartex" xmlns:cx3="http://schemas.microsoft.com/office/drawing/2016/5/9/chartex" xmlns:cx4="http://schemas.microsoft.com/office/drawing/2016/5/10/chartex" xmlns:cx5="http://schemas.microsoft.com/office/drawing/2016/5/11/chartex" xmlns:cx6="http://schemas.microsoft.com/office/drawing/2016/5/12/chartex" xmlns:cx7="http://schemas.microsoft.com/office/drawing/2016/5/13/chartex" xmlns:cx8="http://schemas.microsoft.com/office/drawing/2016/5/14/chartex" xmlns:mc="http://schemas.openxmlformats.org/markup-compatibility/2006" xmlns:aink="http://schemas.microsoft.com/office/drawing/2016/ink" xmlns:am3d="http://schemas.microsoft.com/office/drawing/2017/model3d" xmlns:o="urn:schemas-microsoft-com:office:office" xmlns:oel="http://schemas.microsoft.com/office/2019/extlst" xmlns:r="http://schemas.openxmlformats.org/officeDocument/2006/relationships" xmlns:m="http://schemas.openxmlformats.org/officeDocument/2006/math" xmlns:v="urn:schemas-microsoft-com:vml" xmlns:wp14="http://schemas.microsoft.com/office/word/2010/wordprocessingDrawing" xmlns:wp="http://schemas.openxmlformats.org/drawingml/2006/wordprocessingDrawing" xmlns:w10="urn:schemas-microsoft-com:office:word" xmlns:w="http://schemas.openxmlformats.org/wordprocessingml/2006/main" xmlns:w14="http://schemas.microsoft.com/office/word/2010/wordml" xmlns:w15="http://schemas.microsoft.com/office/word/2012/wordml" xmlns:w16cex="http://schemas.microsoft.com/office/word/2018/wordml/cex" xmlns:w16cid="http://schemas.microsoft.com/office/word/2016/wordml/cid" xmlns:w16="http://schemas.microsoft.com/office/word/2018/wordml" xmlns:w16sdtdh="http://schemas.microsoft.com/office/word/2020/wordml/sdtdatahash" xmlns:w16se="http://schemas.microsoft.com/office/word/2015/wordml/symex" xmlns:wpg="http://schemas.microsoft.com/office/word/2010/wordprocessingGroup" xmlns:wpi="http://schemas.microsoft.com/office/word/2010/wordprocessingInk" xmlns:wne="http://schemas.microsoft.com/office/word/2006/wordml" xmlns:wps="http://schemas.microsoft.com/office/word/2010/wordprocessingShape" mc:Ignorable="w14 w15 w16se w16cid w16 w16cex w16sdtdh wp14">
+<w:ftr xmlns:wpc="http://schemas.microsoft.com/office/word/2010/wordprocessingCanvas" xmlns:cx="http://schemas.microsoft.com/office/drawing/2014/chartex" xmlns:cx1="http://schemas.microsoft.com/office/drawing/2015/9/8/chartex" xmlns:cx2="http://schemas.microsoft.com/office/drawing/2015/10/21/chartex" xmlns:cx3="http://schemas.microsoft.com/office/drawing/2016/5/9/chartex" xmlns:cx4="http://schemas.microsoft.com/office/drawing/2016/5/10/chartex" xmlns:cx5="http://schemas.microsoft.com/office/drawing/2016/5/11/chartex" xmlns:cx6="http://schemas.microsoft.com/office/drawing/2016/5/12/chartex" xmlns:cx7="http://schemas.microsoft.com/office/drawing/2016/5/13/chartex" xmlns:cx8="http://schemas.microsoft.com/office/drawing/2016/5/14/chartex" xmlns:mc="http://schemas.openxmlformats.org/markup-compatibility/2006" xmlns:aink="http://schemas.microsoft.com/office/drawing/2016/ink" xmlns:am3d="http://schemas.microsoft.com/office/drawing/2017/model3d" xmlns:o="urn:schemas-microsoft-com:office:office" xmlns:oel="http://schemas.microsoft.com/office/2019/extlst" xmlns:r="http://schemas.openxmlformats.org/officeDocument/2006/relationships" xmlns:m="http://schemas.openxmlformats.org/officeDocument/2006/math" xmlns:v="urn:schemas-microsoft-com:vml" xmlns:wp14="http://schemas.microsoft.com/office/word/2010/wordprocessingDrawing" xmlns:wp="http://schemas.openxmlformats.org/drawingml/2006/wordprocessingDrawing" xmlns:w10="urn:schemas-microsoft-com:office:word" xmlns:w="http://schemas.openxmlformats.org/wordprocessingml/2006/main" xmlns:w14="http://schemas.microsoft.com/office/word/2010/wordml" xmlns:w15="http://schemas.microsoft.com/office/word/2012/wordml" xmlns:w16cex="http://schemas.microsoft.com/office/word/2018/wordml/cex" xmlns:w16cid="http://schemas.microsoft.com/office/word/2016/wordml/cid" xmlns:w16="http://schemas.microsoft.com/office/word/2018/wordml" xmlns:w16du="http://schemas.microsoft.com/office/word/2023/wordml/word16du" xmlns:w16sdtdh="http://schemas.microsoft.com/office/word/2020/wordml/sdtdatahash" xmlns:w16sdtfl="http://schemas.microsoft.com/office/word/2024/wordml/sdtformatlock" xmlns:w16se="http://schemas.microsoft.com/office/word/2015/wordml/symex" xmlns:wpg="http://schemas.microsoft.com/office/word/2010/wordprocessingGroup" xmlns:wpi="http://schemas.microsoft.com/office/word/2010/wordprocessingInk" xmlns:wne="http://schemas.microsoft.com/office/word/2006/wordml" xmlns:wps="http://schemas.microsoft.com/office/word/2010/wordprocessingShape" mc:Ignorable="w14 w15 w16se w16cid w16 w16cex w16sdtdh w16sdtfl w16du wp14">
   <w:sdt>
     <w:sdtPr>
       <w:id w:val="1144701015"/>
@@ -10799,7 +10967,7 @@
 </file>
 
 <file path=word/footnotes.xml><?xml version="1.0" encoding="utf-8"?>
-<w:footnotes xmlns:wpc="http://schemas.microsoft.com/office/word/2010/wordprocessingCanvas" xmlns:cx="http://schemas.microsoft.com/office/drawing/2014/chartex" xmlns:cx1="http://schemas.microsoft.com/office/drawing/2015/9/8/chartex" xmlns:cx2="http://schemas.microsoft.com/office/drawing/2015/10/21/chartex" xmlns:cx3="http://schemas.microsoft.com/office/drawing/2016/5/9/chartex" xmlns:cx4="http://schemas.microsoft.com/office/drawing/2016/5/10/chartex" xmlns:cx5="http://schemas.microsoft.com/office/drawing/2016/5/11/chartex" xmlns:cx6="http://schemas.microsoft.com/office/drawing/2016/5/12/chartex" xmlns:cx7="http://schemas.microsoft.com/office/drawing/2016/5/13/chartex" xmlns:cx8="http://schemas.microsoft.com/office/drawing/2016/5/14/chartex" xmlns:mc="http://schemas.openxmlformats.org/markup-compatibility/2006" xmlns:aink="http://schemas.microsoft.com/office/drawing/2016/ink" xmlns:am3d="http://schemas.microsoft.com/office/drawing/2017/model3d" xmlns:o="urn:schemas-microsoft-com:office:office" xmlns:oel="http://schemas.microsoft.com/office/2019/extlst" xmlns:r="http://schemas.openxmlformats.org/officeDocument/2006/relationships" xmlns:m="http://schemas.openxmlformats.org/officeDocument/2006/math" xmlns:v="urn:schemas-microsoft-com:vml" xmlns:wp14="http://schemas.microsoft.com/office/word/2010/wordprocessingDrawing" xmlns:wp="http://schemas.openxmlformats.org/drawingml/2006/wordprocessingDrawing" xmlns:w10="urn:schemas-microsoft-com:office:word" xmlns:w="http://schemas.openxmlformats.org/wordprocessingml/2006/main" xmlns:w14="http://schemas.microsoft.com/office/word/2010/wordml" xmlns:w15="http://schemas.microsoft.com/office/word/2012/wordml" xmlns:w16cex="http://schemas.microsoft.com/office/word/2018/wordml/cex" xmlns:w16cid="http://schemas.microsoft.com/office/word/2016/wordml/cid" xmlns:w16="http://schemas.microsoft.com/office/word/2018/wordml" xmlns:w16sdtdh="http://schemas.microsoft.com/office/word/2020/wordml/sdtdatahash" xmlns:w16se="http://schemas.microsoft.com/office/word/2015/wordml/symex" xmlns:wpg="http://schemas.microsoft.com/office/word/2010/wordprocessingGroup" xmlns:wpi="http://schemas.microsoft.com/office/word/2010/wordprocessingInk" xmlns:wne="http://schemas.microsoft.com/office/word/2006/wordml" xmlns:wps="http://schemas.microsoft.com/office/word/2010/wordprocessingShape" mc:Ignorable="w14 w15 w16se w16cid w16 w16cex w16sdtdh wp14">
+<w:footnotes xmlns:wpc="http://schemas.microsoft.com/office/word/2010/wordprocessingCanvas" xmlns:cx="http://schemas.microsoft.com/office/drawing/2014/chartex" xmlns:cx1="http://schemas.microsoft.com/office/drawing/2015/9/8/chartex" xmlns:cx2="http://schemas.microsoft.com/office/drawing/2015/10/21/chartex" xmlns:cx3="http://schemas.microsoft.com/office/drawing/2016/5/9/chartex" xmlns:cx4="http://schemas.microsoft.com/office/drawing/2016/5/10/chartex" xmlns:cx5="http://schemas.microsoft.com/office/drawing/2016/5/11/chartex" xmlns:cx6="http://schemas.microsoft.com/office/drawing/2016/5/12/chartex" xmlns:cx7="http://schemas.microsoft.com/office/drawing/2016/5/13/chartex" xmlns:cx8="http://schemas.microsoft.com/office/drawing/2016/5/14/chartex" xmlns:mc="http://schemas.openxmlformats.org/markup-compatibility/2006" xmlns:aink="http://schemas.microsoft.com/office/drawing/2016/ink" xmlns:am3d="http://schemas.microsoft.com/office/drawing/2017/model3d" xmlns:o="urn:schemas-microsoft-com:office:office" xmlns:oel="http://schemas.microsoft.com/office/2019/extlst" xmlns:r="http://schemas.openxmlformats.org/officeDocument/2006/relationships" xmlns:m="http://schemas.openxmlformats.org/officeDocument/2006/math" xmlns:v="urn:schemas-microsoft-com:vml" xmlns:wp14="http://schemas.microsoft.com/office/word/2010/wordprocessingDrawing" xmlns:wp="http://schemas.openxmlformats.org/drawingml/2006/wordprocessingDrawing" xmlns:w10="urn:schemas-microsoft-com:office:word" xmlns:w="http://schemas.openxmlformats.org/wordprocessingml/2006/main" xmlns:w14="http://schemas.microsoft.com/office/word/2010/wordml" xmlns:w15="http://schemas.microsoft.com/office/word/2012/wordml" xmlns:w16cex="http://schemas.microsoft.com/office/word/2018/wordml/cex" xmlns:w16cid="http://schemas.microsoft.com/office/word/2016/wordml/cid" xmlns:w16="http://schemas.microsoft.com/office/word/2018/wordml" xmlns:w16du="http://schemas.microsoft.com/office/word/2023/wordml/word16du" xmlns:w16sdtdh="http://schemas.microsoft.com/office/word/2020/wordml/sdtdatahash" xmlns:w16sdtfl="http://schemas.microsoft.com/office/word/2024/wordml/sdtformatlock" xmlns:w16se="http://schemas.microsoft.com/office/word/2015/wordml/symex" xmlns:wpg="http://schemas.microsoft.com/office/word/2010/wordprocessingGroup" xmlns:wpi="http://schemas.microsoft.com/office/word/2010/wordprocessingInk" xmlns:wne="http://schemas.microsoft.com/office/word/2006/wordml" xmlns:wps="http://schemas.microsoft.com/office/word/2010/wordprocessingShape" mc:Ignorable="w14 w15 w16se w16cid w16 w16cex w16sdtdh w16sdtfl w16du wp14">
   <w:footnote w:type="separator" w:id="-1">
     <w:p>
       <w:r>
@@ -10832,7 +11000,7 @@
         <w:t xml:space="preserve"> </w:t>
       </w:r>
       <w:r>
-        <w:t>https://www.w3.org/TR/vocab-dcat-2/</w:t>
+        <w:t>https://www.w3.org/TR/vocab-dcat/</w:t>
       </w:r>
     </w:p>
   </w:footnote>
@@ -10897,13 +11065,13 @@
 </file>
 
 <file path=word/header1.xml><?xml version="1.0" encoding="utf-8"?>
-<w:hdr xmlns:wpc="http://schemas.microsoft.com/office/word/2010/wordprocessingCanvas" xmlns:cx="http://schemas.microsoft.com/office/drawing/2014/chartex" xmlns:cx1="http://schemas.microsoft.com/office/drawing/2015/9/8/chartex" xmlns:cx2="http://schemas.microsoft.com/office/drawing/2015/10/21/chartex" xmlns:cx3="http://schemas.microsoft.com/office/drawing/2016/5/9/chartex" xmlns:cx4="http://schemas.microsoft.com/office/drawing/2016/5/10/chartex" xmlns:cx5="http://schemas.microsoft.com/office/drawing/2016/5/11/chartex" xmlns:cx6="http://schemas.microsoft.com/office/drawing/2016/5/12/chartex" xmlns:cx7="http://schemas.microsoft.com/office/drawing/2016/5/13/chartex" xmlns:cx8="http://schemas.microsoft.com/office/drawing/2016/5/14/chartex" xmlns:mc="http://schemas.openxmlformats.org/markup-compatibility/2006" xmlns:aink="http://schemas.microsoft.com/office/drawing/2016/ink" xmlns:am3d="http://schemas.microsoft.com/office/drawing/2017/model3d" xmlns:o="urn:schemas-microsoft-com:office:office" xmlns:oel="http://schemas.microsoft.com/office/2019/extlst" xmlns:r="http://schemas.openxmlformats.org/officeDocument/2006/relationships" xmlns:m="http://schemas.openxmlformats.org/officeDocument/2006/math" xmlns:v="urn:schemas-microsoft-com:vml" xmlns:wp14="http://schemas.microsoft.com/office/word/2010/wordprocessingDrawing" xmlns:wp="http://schemas.openxmlformats.org/drawingml/2006/wordprocessingDrawing" xmlns:w10="urn:schemas-microsoft-com:office:word" xmlns:w="http://schemas.openxmlformats.org/wordprocessingml/2006/main" xmlns:w14="http://schemas.microsoft.com/office/word/2010/wordml" xmlns:w15="http://schemas.microsoft.com/office/word/2012/wordml" xmlns:w16cex="http://schemas.microsoft.com/office/word/2018/wordml/cex" xmlns:w16cid="http://schemas.microsoft.com/office/word/2016/wordml/cid" xmlns:w16="http://schemas.microsoft.com/office/word/2018/wordml" xmlns:w16sdtdh="http://schemas.microsoft.com/office/word/2020/wordml/sdtdatahash" xmlns:w16se="http://schemas.microsoft.com/office/word/2015/wordml/symex" xmlns:wpg="http://schemas.microsoft.com/office/word/2010/wordprocessingGroup" xmlns:wpi="http://schemas.microsoft.com/office/word/2010/wordprocessingInk" xmlns:wne="http://schemas.microsoft.com/office/word/2006/wordml" xmlns:wps="http://schemas.microsoft.com/office/word/2010/wordprocessingShape" mc:Ignorable="w14 w15 w16se w16cid w16 w16cex w16sdtdh wp14">
+<w:hdr xmlns:wpc="http://schemas.microsoft.com/office/word/2010/wordprocessingCanvas" xmlns:cx="http://schemas.microsoft.com/office/drawing/2014/chartex" xmlns:cx1="http://schemas.microsoft.com/office/drawing/2015/9/8/chartex" xmlns:cx2="http://schemas.microsoft.com/office/drawing/2015/10/21/chartex" xmlns:cx3="http://schemas.microsoft.com/office/drawing/2016/5/9/chartex" xmlns:cx4="http://schemas.microsoft.com/office/drawing/2016/5/10/chartex" xmlns:cx5="http://schemas.microsoft.com/office/drawing/2016/5/11/chartex" xmlns:cx6="http://schemas.microsoft.com/office/drawing/2016/5/12/chartex" xmlns:cx7="http://schemas.microsoft.com/office/drawing/2016/5/13/chartex" xmlns:cx8="http://schemas.microsoft.com/office/drawing/2016/5/14/chartex" xmlns:mc="http://schemas.openxmlformats.org/markup-compatibility/2006" xmlns:aink="http://schemas.microsoft.com/office/drawing/2016/ink" xmlns:am3d="http://schemas.microsoft.com/office/drawing/2017/model3d" xmlns:o="urn:schemas-microsoft-com:office:office" xmlns:oel="http://schemas.microsoft.com/office/2019/extlst" xmlns:r="http://schemas.openxmlformats.org/officeDocument/2006/relationships" xmlns:m="http://schemas.openxmlformats.org/officeDocument/2006/math" xmlns:v="urn:schemas-microsoft-com:vml" xmlns:wp14="http://schemas.microsoft.com/office/word/2010/wordprocessingDrawing" xmlns:wp="http://schemas.openxmlformats.org/drawingml/2006/wordprocessingDrawing" xmlns:w10="urn:schemas-microsoft-com:office:word" xmlns:w="http://schemas.openxmlformats.org/wordprocessingml/2006/main" xmlns:w14="http://schemas.microsoft.com/office/word/2010/wordml" xmlns:w15="http://schemas.microsoft.com/office/word/2012/wordml" xmlns:w16cex="http://schemas.microsoft.com/office/word/2018/wordml/cex" xmlns:w16cid="http://schemas.microsoft.com/office/word/2016/wordml/cid" xmlns:w16="http://schemas.microsoft.com/office/word/2018/wordml" xmlns:w16du="http://schemas.microsoft.com/office/word/2023/wordml/word16du" xmlns:w16sdtdh="http://schemas.microsoft.com/office/word/2020/wordml/sdtdatahash" xmlns:w16sdtfl="http://schemas.microsoft.com/office/word/2024/wordml/sdtformatlock" xmlns:w16se="http://schemas.microsoft.com/office/word/2015/wordml/symex" xmlns:wpg="http://schemas.microsoft.com/office/word/2010/wordprocessingGroup" xmlns:wpi="http://schemas.microsoft.com/office/word/2010/wordprocessingInk" xmlns:wne="http://schemas.microsoft.com/office/word/2006/wordml" xmlns:wps="http://schemas.microsoft.com/office/word/2010/wordprocessingShape" mc:Ignorable="w14 w15 w16se w16cid w16 w16cex w16sdtdh w16sdtfl w16du wp14">
   <w:p/>
 </w:hdr>
 </file>
 
 <file path=word/numbering.xml><?xml version="1.0" encoding="utf-8"?>
-<w:numbering xmlns:wpc="http://schemas.microsoft.com/office/word/2010/wordprocessingCanvas" xmlns:cx="http://schemas.microsoft.com/office/drawing/2014/chartex" xmlns:cx1="http://schemas.microsoft.com/office/drawing/2015/9/8/chartex" xmlns:cx2="http://schemas.microsoft.com/office/drawing/2015/10/21/chartex" xmlns:cx3="http://schemas.microsoft.com/office/drawing/2016/5/9/chartex" xmlns:cx4="http://schemas.microsoft.com/office/drawing/2016/5/10/chartex" xmlns:cx5="http://schemas.microsoft.com/office/drawing/2016/5/11/chartex" xmlns:cx6="http://schemas.microsoft.com/office/drawing/2016/5/12/chartex" xmlns:cx7="http://schemas.microsoft.com/office/drawing/2016/5/13/chartex" xmlns:cx8="http://schemas.microsoft.com/office/drawing/2016/5/14/chartex" xmlns:mc="http://schemas.openxmlformats.org/markup-compatibility/2006" xmlns:aink="http://schemas.microsoft.com/office/drawing/2016/ink" xmlns:am3d="http://schemas.microsoft.com/office/drawing/2017/model3d" xmlns:o="urn:schemas-microsoft-com:office:office" xmlns:oel="http://schemas.microsoft.com/office/2019/extlst" xmlns:r="http://schemas.openxmlformats.org/officeDocument/2006/relationships" xmlns:m="http://schemas.openxmlformats.org/officeDocument/2006/math" xmlns:v="urn:schemas-microsoft-com:vml" xmlns:wp14="http://schemas.microsoft.com/office/word/2010/wordprocessingDrawing" xmlns:wp="http://schemas.openxmlformats.org/drawingml/2006/wordprocessingDrawing" xmlns:w10="urn:schemas-microsoft-com:office:word" xmlns:w="http://schemas.openxmlformats.org/wordprocessingml/2006/main" xmlns:w14="http://schemas.microsoft.com/office/word/2010/wordml" xmlns:w15="http://schemas.microsoft.com/office/word/2012/wordml" xmlns:w16cex="http://schemas.microsoft.com/office/word/2018/wordml/cex" xmlns:w16cid="http://schemas.microsoft.com/office/word/2016/wordml/cid" xmlns:w16="http://schemas.microsoft.com/office/word/2018/wordml" xmlns:w16sdtdh="http://schemas.microsoft.com/office/word/2020/wordml/sdtdatahash" xmlns:w16se="http://schemas.microsoft.com/office/word/2015/wordml/symex" xmlns:wpg="http://schemas.microsoft.com/office/word/2010/wordprocessingGroup" xmlns:wpi="http://schemas.microsoft.com/office/word/2010/wordprocessingInk" xmlns:wne="http://schemas.microsoft.com/office/word/2006/wordml" xmlns:wps="http://schemas.microsoft.com/office/word/2010/wordprocessingShape" mc:Ignorable="w14 w15 w16se w16cid w16 w16cex w16sdtdh wp14">
+<w:numbering xmlns:wpc="http://schemas.microsoft.com/office/word/2010/wordprocessingCanvas" xmlns:cx="http://schemas.microsoft.com/office/drawing/2014/chartex" xmlns:cx1="http://schemas.microsoft.com/office/drawing/2015/9/8/chartex" xmlns:cx2="http://schemas.microsoft.com/office/drawing/2015/10/21/chartex" xmlns:cx3="http://schemas.microsoft.com/office/drawing/2016/5/9/chartex" xmlns:cx4="http://schemas.microsoft.com/office/drawing/2016/5/10/chartex" xmlns:cx5="http://schemas.microsoft.com/office/drawing/2016/5/11/chartex" xmlns:cx6="http://schemas.microsoft.com/office/drawing/2016/5/12/chartex" xmlns:cx7="http://schemas.microsoft.com/office/drawing/2016/5/13/chartex" xmlns:cx8="http://schemas.microsoft.com/office/drawing/2016/5/14/chartex" xmlns:mc="http://schemas.openxmlformats.org/markup-compatibility/2006" xmlns:aink="http://schemas.microsoft.com/office/drawing/2016/ink" xmlns:am3d="http://schemas.microsoft.com/office/drawing/2017/model3d" xmlns:o="urn:schemas-microsoft-com:office:office" xmlns:oel="http://schemas.microsoft.com/office/2019/extlst" xmlns:r="http://schemas.openxmlformats.org/officeDocument/2006/relationships" xmlns:m="http://schemas.openxmlformats.org/officeDocument/2006/math" xmlns:v="urn:schemas-microsoft-com:vml" xmlns:wp14="http://schemas.microsoft.com/office/word/2010/wordprocessingDrawing" xmlns:wp="http://schemas.openxmlformats.org/drawingml/2006/wordprocessingDrawing" xmlns:w10="urn:schemas-microsoft-com:office:word" xmlns:w="http://schemas.openxmlformats.org/wordprocessingml/2006/main" xmlns:w14="http://schemas.microsoft.com/office/word/2010/wordml" xmlns:w15="http://schemas.microsoft.com/office/word/2012/wordml" xmlns:w16cex="http://schemas.microsoft.com/office/word/2018/wordml/cex" xmlns:w16cid="http://schemas.microsoft.com/office/word/2016/wordml/cid" xmlns:w16="http://schemas.microsoft.com/office/word/2018/wordml" xmlns:w16du="http://schemas.microsoft.com/office/word/2023/wordml/word16du" xmlns:w16sdtdh="http://schemas.microsoft.com/office/word/2020/wordml/sdtdatahash" xmlns:w16sdtfl="http://schemas.microsoft.com/office/word/2024/wordml/sdtformatlock" xmlns:w16se="http://schemas.microsoft.com/office/word/2015/wordml/symex" xmlns:wpg="http://schemas.microsoft.com/office/word/2010/wordprocessingGroup" xmlns:wpi="http://schemas.microsoft.com/office/word/2010/wordprocessingInk" xmlns:wne="http://schemas.microsoft.com/office/word/2006/wordml" xmlns:wps="http://schemas.microsoft.com/office/word/2010/wordprocessingShape" mc:Ignorable="w14 w15 w16se w16cid w16 w16cex w16sdtdh w16sdtfl w16du wp14">
   <w:abstractNum w:abstractNumId="0" w15:restartNumberingAfterBreak="0">
     <w:nsid w:val="00225208"/>
     <w:multiLevelType w:val="multilevel"/>
@@ -12832,7 +13000,7 @@
 </file>
 
 <file path=word/styles.xml><?xml version="1.0" encoding="utf-8"?>
-<w:styles xmlns:mc="http://schemas.openxmlformats.org/markup-compatibility/2006" xmlns:r="http://schemas.openxmlformats.org/officeDocument/2006/relationships" xmlns:w="http://schemas.openxmlformats.org/wordprocessingml/2006/main" xmlns:w14="http://schemas.microsoft.com/office/word/2010/wordml" xmlns:w15="http://schemas.microsoft.com/office/word/2012/wordml" xmlns:w16cex="http://schemas.microsoft.com/office/word/2018/wordml/cex" xmlns:w16cid="http://schemas.microsoft.com/office/word/2016/wordml/cid" xmlns:w16="http://schemas.microsoft.com/office/word/2018/wordml" xmlns:w16sdtdh="http://schemas.microsoft.com/office/word/2020/wordml/sdtdatahash" xmlns:w16se="http://schemas.microsoft.com/office/word/2015/wordml/symex" mc:Ignorable="w14 w15 w16se w16cid w16 w16cex w16sdtdh">
+<w:styles xmlns:mc="http://schemas.openxmlformats.org/markup-compatibility/2006" xmlns:r="http://schemas.openxmlformats.org/officeDocument/2006/relationships" xmlns:w="http://schemas.openxmlformats.org/wordprocessingml/2006/main" xmlns:w14="http://schemas.microsoft.com/office/word/2010/wordml" xmlns:w15="http://schemas.microsoft.com/office/word/2012/wordml" xmlns:w16cex="http://schemas.microsoft.com/office/word/2018/wordml/cex" xmlns:w16cid="http://schemas.microsoft.com/office/word/2016/wordml/cid" xmlns:w16="http://schemas.microsoft.com/office/word/2018/wordml" xmlns:w16du="http://schemas.microsoft.com/office/word/2023/wordml/word16du" xmlns:w16sdtdh="http://schemas.microsoft.com/office/word/2020/wordml/sdtdatahash" xmlns:w16sdtfl="http://schemas.microsoft.com/office/word/2024/wordml/sdtformatlock" xmlns:w16se="http://schemas.microsoft.com/office/word/2015/wordml/symex" mc:Ignorable="w14 w15 w16se w16cid w16 w16cex w16sdtdh w16sdtfl w16du">
   <w:docDefaults>
     <w:rPrDefault>
       <w:rPr>
@@ -14760,10 +14928,6 @@
 </file>
 
 <file path=customXml/item1.xml><?xml version="1.0" encoding="utf-8"?>
-<b:Sources xmlns:b="http://schemas.openxmlformats.org/officeDocument/2006/bibliography" xmlns="http://schemas.openxmlformats.org/officeDocument/2006/bibliography" SelectedStyle="\APASixthEditionOfficeOnline.xsl" StyleName="APA" Version="6"/>
-</file>
-
-<file path=customXml/item2.xml><?xml version="1.0" encoding="utf-8"?>
 <ct:contentTypeSchema xmlns:ct="http://schemas.microsoft.com/office/2006/metadata/contentType" xmlns:ma="http://schemas.microsoft.com/office/2006/metadata/properties/metaAttributes" ct:_="" ma:_="" ma:contentTypeName="ドキュメント" ma:contentTypeID="0x010100D4BA49431D4D9249A6509499E059C03E" ma:contentTypeVersion="4" ma:contentTypeDescription="新しいドキュメントを作成します。" ma:contentTypeScope="" ma:versionID="b4ab603acd520aec003329a8cc5e5a3c">
   <xsd:schema xmlns:xsd="http://www.w3.org/2001/XMLSchema" xmlns:xs="http://www.w3.org/2001/XMLSchema" xmlns:p="http://schemas.microsoft.com/office/2006/metadata/properties" xmlns:ns2="b8676f7c-cd37-452c-a4f6-258f9e9fd2a4" targetNamespace="http://schemas.microsoft.com/office/2006/metadata/properties" ma:root="true" ma:fieldsID="2731dd5c1c8e876b3faee75002f54a14" ns2:_="">
     <xsd:import namespace="b8676f7c-cd37-452c-a4f6-258f9e9fd2a4"/>
@@ -14907,6 +15071,10 @@
 </ct:contentTypeSchema>
 </file>
 
+<file path=customXml/item2.xml><?xml version="1.0" encoding="utf-8"?>
+<b:Sources xmlns:b="http://schemas.openxmlformats.org/officeDocument/2006/bibliography" xmlns="http://schemas.openxmlformats.org/officeDocument/2006/bibliography" SelectedStyle="\APASixthEditionOfficeOnline.xsl" StyleName="APA" Version="6"/>
+</file>
+
 <file path=customXml/item3.xml><?xml version="1.0" encoding="utf-8"?>
 <?mso-contentType ?>
 <FormTemplates xmlns="http://schemas.microsoft.com/sharepoint/v3/contenttype/forms">
@@ -14923,6 +15091,24 @@
 </file>
 
 <file path=customXml/itemProps1.xml><?xml version="1.0" encoding="utf-8"?>
+<ds:datastoreItem xmlns:ds="http://schemas.openxmlformats.org/officeDocument/2006/customXml" ds:itemID="{B16CE4B0-82DD-4C27-9F26-C4D668BDA771}">
+  <ds:schemaRefs>
+    <ds:schemaRef ds:uri="http://schemas.microsoft.com/office/2006/metadata/contentType"/>
+    <ds:schemaRef ds:uri="http://schemas.microsoft.com/office/2006/metadata/properties/metaAttributes"/>
+    <ds:schemaRef ds:uri="http://www.w3.org/2001/XMLSchema"/>
+    <ds:schemaRef ds:uri="http://schemas.microsoft.com/office/2006/metadata/properties"/>
+    <ds:schemaRef ds:uri="b8676f7c-cd37-452c-a4f6-258f9e9fd2a4"/>
+    <ds:schemaRef ds:uri="http://schemas.microsoft.com/office/2006/documentManagement/types"/>
+    <ds:schemaRef ds:uri="http://schemas.microsoft.com/office/infopath/2007/PartnerControls"/>
+    <ds:schemaRef ds:uri="http://schemas.openxmlformats.org/package/2006/metadata/core-properties"/>
+    <ds:schemaRef ds:uri="http://purl.org/dc/elements/1.1/"/>
+    <ds:schemaRef ds:uri="http://purl.org/dc/terms/"/>
+    <ds:schemaRef ds:uri="http://schemas.microsoft.com/internal/obd"/>
+  </ds:schemaRefs>
+</ds:datastoreItem>
+</file>
+
+<file path=customXml/itemProps2.xml><?xml version="1.0" encoding="utf-8"?>
 <ds:datastoreItem xmlns:ds="http://schemas.openxmlformats.org/officeDocument/2006/customXml" ds:itemID="{C4CE43DE-462F-40A9-9DC2-D8F982761A04}">
   <ds:schemaRefs>
     <ds:schemaRef ds:uri="http://schemas.openxmlformats.org/officeDocument/2006/bibliography"/>
@@ -14930,14 +15116,19 @@
 </ds:datastoreItem>
 </file>
 
-<file path=customXml/itemProps2.xml><?xml version="1.0" encoding="utf-8"?>
-<ds:datastoreItem xmlns:ds="http://schemas.openxmlformats.org/officeDocument/2006/customXml" ds:itemID="{B16CE4B0-82DD-4C27-9F26-C4D668BDA771}"/>
-</file>
-
 <file path=customXml/itemProps3.xml><?xml version="1.0" encoding="utf-8"?>
-<ds:datastoreItem xmlns:ds="http://schemas.openxmlformats.org/officeDocument/2006/customXml" ds:itemID="{88A03175-302B-48F0-930C-46458523D50F}"/>
+<ds:datastoreItem xmlns:ds="http://schemas.openxmlformats.org/officeDocument/2006/customXml" ds:itemID="{88A03175-302B-48F0-930C-46458523D50F}">
+  <ds:schemaRefs>
+    <ds:schemaRef ds:uri="http://schemas.microsoft.com/sharepoint/v3/contenttype/forms"/>
+  </ds:schemaRefs>
+</ds:datastoreItem>
 </file>
 
 <file path=customXml/itemProps4.xml><?xml version="1.0" encoding="utf-8"?>
-<ds:datastoreItem xmlns:ds="http://schemas.openxmlformats.org/officeDocument/2006/customXml" ds:itemID="{0FCD30B2-1764-4CCB-B704-8C76D6DF20A7}"/>
+<ds:datastoreItem xmlns:ds="http://schemas.openxmlformats.org/officeDocument/2006/customXml" ds:itemID="{0FCD30B2-1764-4CCB-B704-8C76D6DF20A7}">
+  <ds:schemaRefs>
+    <ds:schemaRef ds:uri="http://schemas.microsoft.com/office/2006/metadata/properties"/>
+    <ds:schemaRef ds:uri="http://schemas.microsoft.com/office/infopath/2007/PartnerControls"/>
+  </ds:schemaRefs>
+</ds:datastoreItem>
 </file>